--- a/docs/Historias de Usuario/HU-12 - IKernell Soluciones Software.docx
+++ b/docs/Historias de Usuario/HU-12 - IKernell Soluciones Software.docx
@@ -994,7 +994,7 @@
               <w:rPr>
                 <w:rtl w:val="0"/>
               </w:rPr>
-              <w:t xml:space="preserve">registrar los errores detectados durante el desarrollo, indicando el tipo de error y la fase del proyecto en que se encontró</w:t>
+              <w:t xml:space="preserve">registrar los errores detectados durante el desarrollo de una actividad.</w:t>
             </w:r>
             <w:r>
               <w:rPr>
@@ -1247,6 +1247,123 @@
           </w:tcPr>
           <w:p>
             <w:pPr>
+              <w:spacing w:after="0" w:line="240" w:lineRule="auto"/>
+              <w:jc w:val="both"/>
+              <w:rPr/>
+            </w:pPr>
+            <w:r>
+              <w:rPr>
+                <w:rtl w:val="0"/>
+              </w:rPr>
+              <w:t xml:space="preserve">- El sistema debe permitir registrar errores asociados a una actividad.</w:t>
+            </w:r>
+          </w:p>
+          <w:p>
+            <w:pPr>
+              <w:spacing w:after="0" w:line="240" w:lineRule="auto"/>
+              <w:jc w:val="both"/>
+              <w:rPr/>
+            </w:pPr>
+            <w:r>
+              <w:rPr>
+                <w:rtl w:val="0"/>
+              </w:rPr>
+              <w:t xml:space="preserve">- El sistema debe asociar automáticamente el error al proyecto correspondiente.</w:t>
+            </w:r>
+          </w:p>
+          <w:p>
+            <w:pPr>
+              <w:spacing w:after="0" w:line="240" w:lineRule="auto"/>
+              <w:jc w:val="both"/>
+              <w:rPr/>
+            </w:pPr>
+            <w:r>
+              <w:rPr>
+                <w:rtl w:val="0"/>
+              </w:rPr>
+              <w:t xml:space="preserve">- El sistema debe asociar el error al desarrollador que lo registra.</w:t>
+            </w:r>
+          </w:p>
+          <w:p>
+            <w:pPr>
+              <w:spacing w:after="0" w:line="240" w:lineRule="auto"/>
+              <w:jc w:val="both"/>
+              <w:rPr/>
+            </w:pPr>
+            <w:r>
+              <w:rPr>
+                <w:rtl w:val="0"/>
+              </w:rPr>
+              <w:t xml:space="preserve">- El sistema debe permitir seleccionar el tipo de error.</w:t>
+            </w:r>
+          </w:p>
+          <w:p>
+            <w:pPr>
+              <w:spacing w:after="0" w:line="240" w:lineRule="auto"/>
+              <w:jc w:val="both"/>
+              <w:rPr/>
+            </w:pPr>
+            <w:r>
+              <w:rPr>
+                <w:rtl w:val="0"/>
+              </w:rPr>
+              <w:t xml:space="preserve">- El sistema debe permitir seleccionar la etapa donde fue detectado.</w:t>
+            </w:r>
+          </w:p>
+          <w:p>
+            <w:pPr>
+              <w:spacing w:after="0" w:line="240" w:lineRule="auto"/>
+              <w:jc w:val="both"/>
+              <w:rPr/>
+            </w:pPr>
+            <w:r>
+              <w:rPr>
+                <w:rtl w:val="0"/>
+              </w:rPr>
+              <w:t xml:space="preserve">- El sistema debe registrar automáticamente la fecha y hora del registro.</w:t>
+            </w:r>
+          </w:p>
+          <w:p>
+            <w:pPr>
+              <w:spacing w:after="0" w:line="240" w:lineRule="auto"/>
+              <w:jc w:val="both"/>
+              <w:rPr/>
+            </w:pPr>
+            <w:r>
+              <w:rPr>
+                <w:rtl w:val="0"/>
+              </w:rPr>
+              <w:t xml:space="preserve">- El sistema debe validar la información obligatoria antes del registro.</w:t>
+            </w:r>
+          </w:p>
+          <w:p>
+            <w:pPr>
+              <w:spacing w:after="0" w:line="240" w:lineRule="auto"/>
+              <w:jc w:val="both"/>
+              <w:rPr/>
+            </w:pPr>
+            <w:r>
+              <w:rPr>
+                <w:rtl w:val="0"/>
+              </w:rPr>
+              <w:t xml:space="preserve">- El sistema debe impedir registrar errores en actividades que no pertenezcan al usuario autenticado.</w:t>
+            </w:r>
+          </w:p>
+          <w:p>
+            <w:pPr>
+              <w:spacing w:after="0" w:line="240" w:lineRule="auto"/>
+              <w:jc w:val="both"/>
+              <w:rPr/>
+            </w:pPr>
+            <w:r>
+              <w:rPr>
+                <w:rtl w:val="0"/>
+              </w:rPr>
+              <w:t xml:space="preserve">- El sistema debe restringir el registro de errores a usuarios autenticados.</w:t>
+            </w:r>
+          </w:p>
+          <w:p>
+            <w:pPr>
               <w:keepNext w:val="0"/>
               <w:keepLines w:val="0"/>
               <w:widowControl w:val="1"/>
@@ -1260,7 +1377,7 @@
               <w:rPr>
                 <w:rtl w:val="0"/>
               </w:rPr>
-              <w:t xml:space="preserve">RF-012</w:t>
+              <w:t xml:space="preserve">- El sistema debe confirmar el registro exitoso del error.</w:t>
             </w:r>
           </w:p>
         </w:tc>
@@ -2399,6 +2516,1679 @@
       <w:tr>
         <w:trPr>
           <w:cantSplit w:val="0"/>
+          <w:trHeight w:val="670" w:hRule="atLeast"/>
+          <w:tblHeader w:val="0"/>
+        </w:trPr>
+        <w:tc>
+          <w:tcPr>
+            <w:gridSpan w:val="3"/>
+            <w:vMerge w:val="restart"/>
+            <w:tcBorders>
+              <w:top w:color="000000" w:space="0" w:sz="4" w:val="single"/>
+              <w:left w:color="000000" w:space="0" w:sz="4" w:val="single"/>
+              <w:bottom w:color="000000" w:space="0" w:sz="4" w:val="single"/>
+              <w:right w:color="000000" w:space="0" w:sz="4" w:val="single"/>
+            </w:tcBorders>
+            <w:vAlign w:val="center"/>
+          </w:tcPr>
+          <w:p>
+            <w:pPr>
+              <w:jc w:val="center"/>
+              <w:rPr>
+                <w:b w:val="1"/>
+                <w:bCs w:val="1"/>
+                <w:color w:val="1f3864"/>
+              </w:rPr>
+            </w:pPr>
+            <w:r>
+              <w:rPr>
+                <w:b w:val="1"/>
+                <w:bCs w:val="1"/>
+                <w:color w:val="1f3864"/>
+                <w:rtl w:val="0"/>
+              </w:rPr>
+              <w:t xml:space="preserve">Condición 03</w:t>
+            </w:r>
+          </w:p>
+          <w:p>
+            <w:pPr>
+              <w:jc w:val="center"/>
+              <w:rPr>
+                <w:b w:val="1"/>
+                <w:bCs w:val="1"/>
+                <w:color w:val="1f3864"/>
+              </w:rPr>
+            </w:pPr>
+            <w:r>
+              <w:rPr>
+                <w:rtl w:val="0"/>
+              </w:rPr>
+            </w:r>
+          </w:p>
+          <w:p>
+            <w:pPr>
+              <w:jc w:val="center"/>
+              <w:rPr>
+                <w:b w:val="1"/>
+                <w:bCs w:val="1"/>
+                <w:color w:val="1f3864"/>
+              </w:rPr>
+            </w:pPr>
+            <w:r>
+              <w:rPr>
+                <w:rtl w:val="0"/>
+              </w:rPr>
+            </w:r>
+          </w:p>
+        </w:tc>
+        <w:tc>
+          <w:tcPr>
+            <w:gridSpan w:val="2"/>
+            <w:tcBorders>
+              <w:top w:color="000000" w:space="0" w:sz="4" w:val="single"/>
+              <w:left w:color="000000" w:space="0" w:sz="4" w:val="single"/>
+              <w:bottom w:color="000000" w:space="0" w:sz="4" w:val="single"/>
+              <w:right w:color="000000" w:space="0" w:sz="4" w:val="single"/>
+            </w:tcBorders>
+            <w:vAlign w:val="center"/>
+          </w:tcPr>
+          <w:p>
+            <w:pPr>
+              <w:rPr/>
+            </w:pPr>
+            <w:r>
+              <w:rPr>
+                <w:b w:val="1"/>
+                <w:bCs w:val="1"/>
+                <w:color w:val="1f3864"/>
+                <w:rtl w:val="0"/>
+              </w:rPr>
+              <w:t xml:space="preserve">Dado:</w:t>
+            </w:r>
+            <w:r>
+              <w:rPr>
+                <w:rtl w:val="0"/>
+              </w:rPr>
+            </w:r>
+          </w:p>
+        </w:tc>
+        <w:tc>
+          <w:tcPr>
+            <w:gridSpan w:val="4"/>
+            <w:tcBorders>
+              <w:top w:color="000000" w:space="0" w:sz="4" w:val="single"/>
+              <w:left w:color="000000" w:space="0" w:sz="4" w:val="single"/>
+              <w:bottom w:color="000000" w:space="0" w:sz="4" w:val="single"/>
+              <w:right w:color="000000" w:space="0" w:sz="4" w:val="single"/>
+            </w:tcBorders>
+            <w:vAlign w:val="center"/>
+          </w:tcPr>
+          <w:p>
+            <w:pPr>
+              <w:spacing w:line="240" w:lineRule="auto"/>
+              <w:rPr/>
+            </w:pPr>
+            <w:r>
+              <w:rPr>
+                <w:rtl w:val="0"/>
+              </w:rPr>
+              <w:t xml:space="preserve">que el desarrollador intenta registrar un error sin seleccionar el tipo de error</w:t>
+            </w:r>
+          </w:p>
+        </w:tc>
+      </w:tr>
+      <w:tr>
+        <w:trPr>
+          <w:cantSplit w:val="0"/>
+          <w:trHeight w:val="670" w:hRule="atLeast"/>
+          <w:tblHeader w:val="0"/>
+        </w:trPr>
+        <w:tc>
+          <w:tcPr>
+            <w:gridSpan w:val="3"/>
+            <w:vMerge w:val="continue"/>
+            <w:tcBorders>
+              <w:top w:color="000000" w:space="0" w:sz="4" w:val="single"/>
+              <w:left w:color="000000" w:space="0" w:sz="4" w:val="single"/>
+              <w:bottom w:color="000000" w:space="0" w:sz="4" w:val="single"/>
+              <w:right w:color="000000" w:space="0" w:sz="4" w:val="single"/>
+            </w:tcBorders>
+            <w:vAlign w:val="center"/>
+          </w:tcPr>
+          <w:p>
+            <w:pPr>
+              <w:keepNext w:val="0"/>
+              <w:keepLines w:val="0"/>
+              <w:pageBreakBefore w:val="0"/>
+              <w:widowControl w:val="0"/>
+              <w:pBdr>
+                <w:top w:space="0" w:sz="0" w:val="nil"/>
+                <w:left w:space="0" w:sz="0" w:val="nil"/>
+                <w:bottom w:space="0" w:sz="0" w:val="nil"/>
+                <w:right w:space="0" w:sz="0" w:val="nil"/>
+                <w:between w:space="0" w:sz="0" w:val="nil"/>
+              </w:pBdr>
+              <w:shd w:fill="auto" w:val="clear"/>
+              <w:spacing w:after="0" w:before="0" w:line="276" w:lineRule="auto"/>
+              <w:ind w:left="0" w:right="0" w:firstLine="0"/>
+              <w:jc w:val="left"/>
+              <w:rPr>
+                <w:i w:val="0"/>
+                <w:iCs w:val="0"/>
+                <w:smallCaps w:val="0"/>
+                <w:strike w:val="0"/>
+                <w:color w:val="000000"/>
+                <w:sz w:val="22"/>
+                <w:szCs w:val="22"/>
+                <w:u w:val="none"/>
+                <w:shd w:fill="auto" w:val="clear"/>
+                <w:vertAlign w:val="baseline"/>
+              </w:rPr>
+            </w:pPr>
+            <w:r>
+              <w:rPr>
+                <w:rtl w:val="0"/>
+              </w:rPr>
+            </w:r>
+          </w:p>
+        </w:tc>
+        <w:tc>
+          <w:tcPr>
+            <w:gridSpan w:val="2"/>
+            <w:tcBorders>
+              <w:top w:color="000000" w:space="0" w:sz="4" w:val="single"/>
+              <w:left w:color="000000" w:space="0" w:sz="4" w:val="single"/>
+              <w:bottom w:color="000000" w:space="0" w:sz="4" w:val="single"/>
+              <w:right w:color="000000" w:space="0" w:sz="4" w:val="single"/>
+            </w:tcBorders>
+            <w:vAlign w:val="center"/>
+          </w:tcPr>
+          <w:p>
+            <w:pPr>
+              <w:rPr>
+                <w:b w:val="1"/>
+                <w:bCs w:val="1"/>
+                <w:color w:val="1f3864"/>
+              </w:rPr>
+            </w:pPr>
+            <w:r>
+              <w:rPr>
+                <w:b w:val="1"/>
+                <w:bCs w:val="1"/>
+                <w:color w:val="1f3864"/>
+                <w:rtl w:val="0"/>
+              </w:rPr>
+              <w:t xml:space="preserve">Cuando:</w:t>
+            </w:r>
+          </w:p>
+        </w:tc>
+        <w:tc>
+          <w:tcPr>
+            <w:gridSpan w:val="4"/>
+            <w:tcBorders>
+              <w:top w:color="000000" w:space="0" w:sz="4" w:val="single"/>
+              <w:left w:color="000000" w:space="0" w:sz="4" w:val="single"/>
+              <w:bottom w:color="000000" w:space="0" w:sz="4" w:val="single"/>
+              <w:right w:color="000000" w:space="0" w:sz="4" w:val="single"/>
+            </w:tcBorders>
+            <w:vAlign w:val="center"/>
+          </w:tcPr>
+          <w:p>
+            <w:pPr>
+              <w:spacing w:line="240" w:lineRule="auto"/>
+              <w:rPr/>
+            </w:pPr>
+            <w:r>
+              <w:rPr>
+                <w:rtl w:val="0"/>
+              </w:rPr>
+              <w:t xml:space="preserve">envía el formulario</w:t>
+            </w:r>
+          </w:p>
+        </w:tc>
+      </w:tr>
+      <w:tr>
+        <w:trPr>
+          <w:cantSplit w:val="0"/>
+          <w:trHeight w:val="670" w:hRule="atLeast"/>
+          <w:tblHeader w:val="0"/>
+        </w:trPr>
+        <w:tc>
+          <w:tcPr>
+            <w:gridSpan w:val="3"/>
+            <w:vMerge w:val="continue"/>
+            <w:tcBorders>
+              <w:top w:color="000000" w:space="0" w:sz="4" w:val="single"/>
+              <w:left w:color="000000" w:space="0" w:sz="4" w:val="single"/>
+              <w:bottom w:color="000000" w:space="0" w:sz="4" w:val="single"/>
+              <w:right w:color="000000" w:space="0" w:sz="4" w:val="single"/>
+            </w:tcBorders>
+            <w:vAlign w:val="center"/>
+          </w:tcPr>
+          <w:p>
+            <w:pPr>
+              <w:keepNext w:val="0"/>
+              <w:keepLines w:val="0"/>
+              <w:pageBreakBefore w:val="0"/>
+              <w:widowControl w:val="0"/>
+              <w:pBdr>
+                <w:top w:space="0" w:sz="0" w:val="nil"/>
+                <w:left w:space="0" w:sz="0" w:val="nil"/>
+                <w:bottom w:space="0" w:sz="0" w:val="nil"/>
+                <w:right w:space="0" w:sz="0" w:val="nil"/>
+                <w:between w:space="0" w:sz="0" w:val="nil"/>
+              </w:pBdr>
+              <w:shd w:fill="auto" w:val="clear"/>
+              <w:spacing w:after="0" w:before="0" w:line="276" w:lineRule="auto"/>
+              <w:ind w:left="0" w:right="0" w:firstLine="0"/>
+              <w:jc w:val="left"/>
+              <w:rPr>
+                <w:i w:val="0"/>
+                <w:iCs w:val="0"/>
+                <w:smallCaps w:val="0"/>
+                <w:strike w:val="0"/>
+                <w:color w:val="000000"/>
+                <w:sz w:val="22"/>
+                <w:szCs w:val="22"/>
+                <w:u w:val="none"/>
+                <w:shd w:fill="auto" w:val="clear"/>
+                <w:vertAlign w:val="baseline"/>
+              </w:rPr>
+            </w:pPr>
+            <w:r>
+              <w:rPr>
+                <w:rtl w:val="0"/>
+              </w:rPr>
+            </w:r>
+          </w:p>
+        </w:tc>
+        <w:tc>
+          <w:tcPr>
+            <w:gridSpan w:val="2"/>
+            <w:tcBorders>
+              <w:top w:color="000000" w:space="0" w:sz="4" w:val="single"/>
+              <w:left w:color="000000" w:space="0" w:sz="4" w:val="single"/>
+              <w:bottom w:color="000000" w:space="0" w:sz="4" w:val="single"/>
+              <w:right w:color="000000" w:space="0" w:sz="4" w:val="single"/>
+            </w:tcBorders>
+            <w:vAlign w:val="center"/>
+          </w:tcPr>
+          <w:p>
+            <w:pPr>
+              <w:rPr>
+                <w:b w:val="1"/>
+                <w:bCs w:val="1"/>
+                <w:color w:val="1f3864"/>
+              </w:rPr>
+            </w:pPr>
+            <w:r>
+              <w:rPr>
+                <w:b w:val="1"/>
+                <w:bCs w:val="1"/>
+                <w:color w:val="1f3864"/>
+                <w:rtl w:val="0"/>
+              </w:rPr>
+              <w:t xml:space="preserve">Entonces:</w:t>
+            </w:r>
+          </w:p>
+        </w:tc>
+        <w:tc>
+          <w:tcPr>
+            <w:gridSpan w:val="4"/>
+            <w:tcBorders>
+              <w:top w:color="000000" w:space="0" w:sz="4" w:val="single"/>
+              <w:left w:color="000000" w:space="0" w:sz="4" w:val="single"/>
+              <w:bottom w:color="000000" w:space="0" w:sz="4" w:val="single"/>
+              <w:right w:color="000000" w:space="0" w:sz="4" w:val="single"/>
+            </w:tcBorders>
+            <w:vAlign w:val="center"/>
+          </w:tcPr>
+          <w:p>
+            <w:pPr>
+              <w:spacing w:line="240" w:lineRule="auto"/>
+              <w:rPr/>
+            </w:pPr>
+            <w:r>
+              <w:rPr>
+                <w:rtl w:val="0"/>
+              </w:rPr>
+              <w:t xml:space="preserve">el sistema informa que el tipo de error es obligatorio</w:t>
+            </w:r>
+          </w:p>
+        </w:tc>
+      </w:tr>
+      <w:tr>
+        <w:trPr>
+          <w:cantSplit w:val="0"/>
+          <w:trHeight w:val="670" w:hRule="atLeast"/>
+          <w:tblHeader w:val="0"/>
+        </w:trPr>
+        <w:tc>
+          <w:tcPr>
+            <w:gridSpan w:val="3"/>
+            <w:vMerge w:val="restart"/>
+            <w:tcBorders>
+              <w:top w:color="000000" w:space="0" w:sz="4" w:val="single"/>
+              <w:left w:color="000000" w:space="0" w:sz="4" w:val="single"/>
+              <w:bottom w:color="000000" w:space="0" w:sz="4" w:val="single"/>
+              <w:right w:color="000000" w:space="0" w:sz="4" w:val="single"/>
+            </w:tcBorders>
+            <w:vAlign w:val="center"/>
+          </w:tcPr>
+          <w:p>
+            <w:pPr>
+              <w:jc w:val="center"/>
+              <w:rPr>
+                <w:b w:val="1"/>
+                <w:bCs w:val="1"/>
+                <w:color w:val="1f3864"/>
+              </w:rPr>
+            </w:pPr>
+            <w:r>
+              <w:rPr>
+                <w:b w:val="1"/>
+                <w:bCs w:val="1"/>
+                <w:color w:val="1f3864"/>
+                <w:rtl w:val="0"/>
+              </w:rPr>
+              <w:t xml:space="preserve">Condición 04</w:t>
+            </w:r>
+          </w:p>
+          <w:p>
+            <w:pPr>
+              <w:jc w:val="center"/>
+              <w:rPr>
+                <w:b w:val="1"/>
+                <w:bCs w:val="1"/>
+                <w:color w:val="1f3864"/>
+              </w:rPr>
+            </w:pPr>
+            <w:r>
+              <w:rPr>
+                <w:rtl w:val="0"/>
+              </w:rPr>
+            </w:r>
+          </w:p>
+        </w:tc>
+        <w:tc>
+          <w:tcPr>
+            <w:gridSpan w:val="2"/>
+            <w:tcBorders>
+              <w:top w:color="000000" w:space="0" w:sz="4" w:val="single"/>
+              <w:left w:color="000000" w:space="0" w:sz="4" w:val="single"/>
+              <w:bottom w:color="000000" w:space="0" w:sz="4" w:val="single"/>
+              <w:right w:color="000000" w:space="0" w:sz="4" w:val="single"/>
+            </w:tcBorders>
+            <w:vAlign w:val="center"/>
+          </w:tcPr>
+          <w:p>
+            <w:pPr>
+              <w:rPr>
+                <w:b w:val="1"/>
+                <w:bCs w:val="1"/>
+                <w:color w:val="1f3864"/>
+              </w:rPr>
+            </w:pPr>
+            <w:r>
+              <w:rPr>
+                <w:b w:val="1"/>
+                <w:bCs w:val="1"/>
+                <w:color w:val="1f3864"/>
+                <w:rtl w:val="0"/>
+              </w:rPr>
+              <w:t xml:space="preserve">Dado:</w:t>
+            </w:r>
+          </w:p>
+        </w:tc>
+        <w:tc>
+          <w:tcPr>
+            <w:gridSpan w:val="4"/>
+            <w:tcBorders>
+              <w:top w:color="000000" w:space="0" w:sz="4" w:val="single"/>
+              <w:left w:color="000000" w:space="0" w:sz="4" w:val="single"/>
+              <w:bottom w:color="000000" w:space="0" w:sz="4" w:val="single"/>
+              <w:right w:color="000000" w:space="0" w:sz="4" w:val="single"/>
+            </w:tcBorders>
+            <w:vAlign w:val="center"/>
+          </w:tcPr>
+          <w:p>
+            <w:pPr>
+              <w:spacing w:line="240" w:lineRule="auto"/>
+              <w:rPr/>
+            </w:pPr>
+            <w:r>
+              <w:rPr>
+                <w:rtl w:val="0"/>
+              </w:rPr>
+              <w:t xml:space="preserve">que el desarrollador intenta registrar un error con la descripción vacía</w:t>
+            </w:r>
+          </w:p>
+        </w:tc>
+      </w:tr>
+      <w:tr>
+        <w:trPr>
+          <w:cantSplit w:val="0"/>
+          <w:trHeight w:val="670" w:hRule="atLeast"/>
+          <w:tblHeader w:val="0"/>
+        </w:trPr>
+        <w:tc>
+          <w:tcPr>
+            <w:gridSpan w:val="3"/>
+            <w:vMerge w:val="continue"/>
+            <w:tcBorders>
+              <w:top w:color="000000" w:space="0" w:sz="4" w:val="single"/>
+              <w:left w:color="000000" w:space="0" w:sz="4" w:val="single"/>
+              <w:bottom w:color="000000" w:space="0" w:sz="4" w:val="single"/>
+              <w:right w:color="000000" w:space="0" w:sz="4" w:val="single"/>
+            </w:tcBorders>
+            <w:vAlign w:val="center"/>
+          </w:tcPr>
+          <w:p>
+            <w:pPr>
+              <w:keepNext w:val="0"/>
+              <w:keepLines w:val="0"/>
+              <w:pageBreakBefore w:val="0"/>
+              <w:widowControl w:val="0"/>
+              <w:pBdr>
+                <w:top w:space="0" w:sz="0" w:val="nil"/>
+                <w:left w:space="0" w:sz="0" w:val="nil"/>
+                <w:bottom w:space="0" w:sz="0" w:val="nil"/>
+                <w:right w:space="0" w:sz="0" w:val="nil"/>
+                <w:between w:space="0" w:sz="0" w:val="nil"/>
+              </w:pBdr>
+              <w:shd w:fill="auto" w:val="clear"/>
+              <w:spacing w:after="0" w:before="0" w:line="276" w:lineRule="auto"/>
+              <w:ind w:left="0" w:right="0" w:firstLine="0"/>
+              <w:jc w:val="left"/>
+              <w:rPr>
+                <w:i w:val="0"/>
+                <w:iCs w:val="0"/>
+                <w:smallCaps w:val="0"/>
+                <w:strike w:val="0"/>
+                <w:color w:val="000000"/>
+                <w:sz w:val="22"/>
+                <w:szCs w:val="22"/>
+                <w:u w:val="none"/>
+                <w:shd w:fill="auto" w:val="clear"/>
+                <w:vertAlign w:val="baseline"/>
+              </w:rPr>
+            </w:pPr>
+            <w:r>
+              <w:rPr>
+                <w:rtl w:val="0"/>
+              </w:rPr>
+            </w:r>
+          </w:p>
+        </w:tc>
+        <w:tc>
+          <w:tcPr>
+            <w:gridSpan w:val="2"/>
+            <w:tcBorders>
+              <w:top w:color="000000" w:space="0" w:sz="4" w:val="single"/>
+              <w:left w:color="000000" w:space="0" w:sz="4" w:val="single"/>
+              <w:bottom w:color="000000" w:space="0" w:sz="4" w:val="single"/>
+              <w:right w:color="000000" w:space="0" w:sz="4" w:val="single"/>
+            </w:tcBorders>
+            <w:vAlign w:val="center"/>
+          </w:tcPr>
+          <w:p>
+            <w:pPr>
+              <w:rPr>
+                <w:b w:val="1"/>
+                <w:bCs w:val="1"/>
+                <w:color w:val="1f3864"/>
+              </w:rPr>
+            </w:pPr>
+            <w:r>
+              <w:rPr>
+                <w:b w:val="1"/>
+                <w:bCs w:val="1"/>
+                <w:color w:val="1f3864"/>
+                <w:rtl w:val="0"/>
+              </w:rPr>
+              <w:t xml:space="preserve">Cuando:</w:t>
+            </w:r>
+          </w:p>
+        </w:tc>
+        <w:tc>
+          <w:tcPr>
+            <w:gridSpan w:val="4"/>
+            <w:tcBorders>
+              <w:top w:color="000000" w:space="0" w:sz="4" w:val="single"/>
+              <w:left w:color="000000" w:space="0" w:sz="4" w:val="single"/>
+              <w:bottom w:color="000000" w:space="0" w:sz="4" w:val="single"/>
+              <w:right w:color="000000" w:space="0" w:sz="4" w:val="single"/>
+            </w:tcBorders>
+            <w:vAlign w:val="center"/>
+          </w:tcPr>
+          <w:p>
+            <w:pPr>
+              <w:spacing w:line="240" w:lineRule="auto"/>
+              <w:rPr/>
+            </w:pPr>
+            <w:r>
+              <w:rPr>
+                <w:rtl w:val="0"/>
+              </w:rPr>
+              <w:t xml:space="preserve">guarda el formulario</w:t>
+            </w:r>
+          </w:p>
+        </w:tc>
+      </w:tr>
+      <w:tr>
+        <w:trPr>
+          <w:cantSplit w:val="0"/>
+          <w:trHeight w:val="670" w:hRule="atLeast"/>
+          <w:tblHeader w:val="0"/>
+        </w:trPr>
+        <w:tc>
+          <w:tcPr>
+            <w:gridSpan w:val="3"/>
+            <w:vMerge w:val="continue"/>
+            <w:tcBorders>
+              <w:top w:color="000000" w:space="0" w:sz="4" w:val="single"/>
+              <w:left w:color="000000" w:space="0" w:sz="4" w:val="single"/>
+              <w:bottom w:color="000000" w:space="0" w:sz="4" w:val="single"/>
+              <w:right w:color="000000" w:space="0" w:sz="4" w:val="single"/>
+            </w:tcBorders>
+            <w:vAlign w:val="center"/>
+          </w:tcPr>
+          <w:p>
+            <w:pPr>
+              <w:keepNext w:val="0"/>
+              <w:keepLines w:val="0"/>
+              <w:pageBreakBefore w:val="0"/>
+              <w:widowControl w:val="0"/>
+              <w:pBdr>
+                <w:top w:space="0" w:sz="0" w:val="nil"/>
+                <w:left w:space="0" w:sz="0" w:val="nil"/>
+                <w:bottom w:space="0" w:sz="0" w:val="nil"/>
+                <w:right w:space="0" w:sz="0" w:val="nil"/>
+                <w:between w:space="0" w:sz="0" w:val="nil"/>
+              </w:pBdr>
+              <w:shd w:fill="auto" w:val="clear"/>
+              <w:spacing w:after="0" w:before="0" w:line="276" w:lineRule="auto"/>
+              <w:ind w:left="0" w:right="0" w:firstLine="0"/>
+              <w:jc w:val="left"/>
+              <w:rPr>
+                <w:i w:val="0"/>
+                <w:iCs w:val="0"/>
+                <w:smallCaps w:val="0"/>
+                <w:strike w:val="0"/>
+                <w:color w:val="000000"/>
+                <w:sz w:val="22"/>
+                <w:szCs w:val="22"/>
+                <w:u w:val="none"/>
+                <w:shd w:fill="auto" w:val="clear"/>
+                <w:vertAlign w:val="baseline"/>
+              </w:rPr>
+            </w:pPr>
+            <w:r>
+              <w:rPr>
+                <w:rtl w:val="0"/>
+              </w:rPr>
+            </w:r>
+          </w:p>
+        </w:tc>
+        <w:tc>
+          <w:tcPr>
+            <w:gridSpan w:val="2"/>
+            <w:tcBorders>
+              <w:top w:color="000000" w:space="0" w:sz="4" w:val="single"/>
+              <w:left w:color="000000" w:space="0" w:sz="4" w:val="single"/>
+              <w:bottom w:color="000000" w:space="0" w:sz="4" w:val="single"/>
+              <w:right w:color="000000" w:space="0" w:sz="4" w:val="single"/>
+            </w:tcBorders>
+            <w:vAlign w:val="center"/>
+          </w:tcPr>
+          <w:p>
+            <w:pPr>
+              <w:rPr>
+                <w:b w:val="1"/>
+                <w:bCs w:val="1"/>
+                <w:color w:val="1f3864"/>
+              </w:rPr>
+            </w:pPr>
+            <w:r>
+              <w:rPr>
+                <w:b w:val="1"/>
+                <w:bCs w:val="1"/>
+                <w:color w:val="1f3864"/>
+                <w:rtl w:val="0"/>
+              </w:rPr>
+              <w:t xml:space="preserve">Entonces:</w:t>
+            </w:r>
+          </w:p>
+        </w:tc>
+        <w:tc>
+          <w:tcPr>
+            <w:gridSpan w:val="4"/>
+            <w:tcBorders>
+              <w:top w:color="000000" w:space="0" w:sz="4" w:val="single"/>
+              <w:left w:color="000000" w:space="0" w:sz="4" w:val="single"/>
+              <w:bottom w:color="000000" w:space="0" w:sz="4" w:val="single"/>
+              <w:right w:color="000000" w:space="0" w:sz="4" w:val="single"/>
+            </w:tcBorders>
+            <w:vAlign w:val="center"/>
+          </w:tcPr>
+          <w:p>
+            <w:pPr>
+              <w:spacing w:line="240" w:lineRule="auto"/>
+              <w:rPr/>
+            </w:pPr>
+            <w:r>
+              <w:rPr>
+                <w:rtl w:val="0"/>
+              </w:rPr>
+              <w:t xml:space="preserve">el sistema informa que la descripción es obligatoria</w:t>
+            </w:r>
+          </w:p>
+        </w:tc>
+      </w:tr>
+      <w:tr>
+        <w:trPr>
+          <w:cantSplit w:val="0"/>
+          <w:trHeight w:val="670" w:hRule="atLeast"/>
+          <w:tblHeader w:val="0"/>
+        </w:trPr>
+        <w:tc>
+          <w:tcPr>
+            <w:gridSpan w:val="3"/>
+            <w:vMerge w:val="restart"/>
+            <w:tcBorders>
+              <w:top w:color="000000" w:space="0" w:sz="4" w:val="single"/>
+              <w:left w:color="000000" w:space="0" w:sz="4" w:val="single"/>
+              <w:bottom w:color="000000" w:space="0" w:sz="4" w:val="single"/>
+              <w:right w:color="000000" w:space="0" w:sz="4" w:val="single"/>
+            </w:tcBorders>
+            <w:vAlign w:val="center"/>
+          </w:tcPr>
+          <w:p>
+            <w:pPr>
+              <w:jc w:val="center"/>
+              <w:rPr>
+                <w:b w:val="1"/>
+                <w:bCs w:val="1"/>
+                <w:color w:val="1f3864"/>
+              </w:rPr>
+            </w:pPr>
+            <w:r>
+              <w:rPr>
+                <w:b w:val="1"/>
+                <w:bCs w:val="1"/>
+                <w:color w:val="1f3864"/>
+                <w:rtl w:val="0"/>
+              </w:rPr>
+              <w:t xml:space="preserve">Condición 05</w:t>
+            </w:r>
+          </w:p>
+          <w:p>
+            <w:pPr>
+              <w:jc w:val="center"/>
+              <w:rPr>
+                <w:b w:val="1"/>
+                <w:bCs w:val="1"/>
+                <w:color w:val="1f3864"/>
+              </w:rPr>
+            </w:pPr>
+            <w:r>
+              <w:rPr>
+                <w:rtl w:val="0"/>
+              </w:rPr>
+            </w:r>
+          </w:p>
+          <w:p>
+            <w:pPr>
+              <w:jc w:val="center"/>
+              <w:rPr>
+                <w:b w:val="1"/>
+                <w:bCs w:val="1"/>
+                <w:color w:val="1f3864"/>
+              </w:rPr>
+            </w:pPr>
+            <w:r>
+              <w:rPr>
+                <w:rtl w:val="0"/>
+              </w:rPr>
+            </w:r>
+          </w:p>
+        </w:tc>
+        <w:tc>
+          <w:tcPr>
+            <w:gridSpan w:val="2"/>
+            <w:tcBorders>
+              <w:top w:color="000000" w:space="0" w:sz="4" w:val="single"/>
+              <w:left w:color="000000" w:space="0" w:sz="4" w:val="single"/>
+              <w:bottom w:color="000000" w:space="0" w:sz="4" w:val="single"/>
+              <w:right w:color="000000" w:space="0" w:sz="4" w:val="single"/>
+            </w:tcBorders>
+            <w:vAlign w:val="center"/>
+          </w:tcPr>
+          <w:p>
+            <w:pPr>
+              <w:rPr/>
+            </w:pPr>
+            <w:r>
+              <w:rPr>
+                <w:b w:val="1"/>
+                <w:bCs w:val="1"/>
+                <w:color w:val="1f3864"/>
+                <w:rtl w:val="0"/>
+              </w:rPr>
+              <w:t xml:space="preserve">Dado:</w:t>
+            </w:r>
+            <w:r>
+              <w:rPr>
+                <w:rtl w:val="0"/>
+              </w:rPr>
+            </w:r>
+          </w:p>
+        </w:tc>
+        <w:tc>
+          <w:tcPr>
+            <w:gridSpan w:val="4"/>
+            <w:tcBorders>
+              <w:top w:color="000000" w:space="0" w:sz="4" w:val="single"/>
+              <w:left w:color="000000" w:space="0" w:sz="4" w:val="single"/>
+              <w:bottom w:color="000000" w:space="0" w:sz="4" w:val="single"/>
+              <w:right w:color="000000" w:space="0" w:sz="4" w:val="single"/>
+            </w:tcBorders>
+            <w:vAlign w:val="center"/>
+          </w:tcPr>
+          <w:p>
+            <w:pPr>
+              <w:spacing w:line="240" w:lineRule="auto"/>
+              <w:rPr/>
+            </w:pPr>
+            <w:r>
+              <w:rPr>
+                <w:rtl w:val="0"/>
+              </w:rPr>
+              <w:t xml:space="preserve">que ocurre un error durante el almacenamiento del registro</w:t>
+            </w:r>
+          </w:p>
+        </w:tc>
+      </w:tr>
+      <w:tr>
+        <w:trPr>
+          <w:cantSplit w:val="0"/>
+          <w:trHeight w:val="670" w:hRule="atLeast"/>
+          <w:tblHeader w:val="0"/>
+        </w:trPr>
+        <w:tc>
+          <w:tcPr>
+            <w:gridSpan w:val="3"/>
+            <w:vMerge w:val="continue"/>
+            <w:tcBorders>
+              <w:top w:color="000000" w:space="0" w:sz="4" w:val="single"/>
+              <w:left w:color="000000" w:space="0" w:sz="4" w:val="single"/>
+              <w:bottom w:color="000000" w:space="0" w:sz="4" w:val="single"/>
+              <w:right w:color="000000" w:space="0" w:sz="4" w:val="single"/>
+            </w:tcBorders>
+            <w:vAlign w:val="center"/>
+          </w:tcPr>
+          <w:p>
+            <w:pPr>
+              <w:keepNext w:val="0"/>
+              <w:keepLines w:val="0"/>
+              <w:pageBreakBefore w:val="0"/>
+              <w:widowControl w:val="0"/>
+              <w:pBdr>
+                <w:top w:space="0" w:sz="0" w:val="nil"/>
+                <w:left w:space="0" w:sz="0" w:val="nil"/>
+                <w:bottom w:space="0" w:sz="0" w:val="nil"/>
+                <w:right w:space="0" w:sz="0" w:val="nil"/>
+                <w:between w:space="0" w:sz="0" w:val="nil"/>
+              </w:pBdr>
+              <w:shd w:fill="auto" w:val="clear"/>
+              <w:spacing w:after="0" w:before="0" w:line="276" w:lineRule="auto"/>
+              <w:ind w:left="0" w:right="0" w:firstLine="0"/>
+              <w:jc w:val="left"/>
+              <w:rPr>
+                <w:i w:val="0"/>
+                <w:iCs w:val="0"/>
+                <w:smallCaps w:val="0"/>
+                <w:strike w:val="0"/>
+                <w:color w:val="000000"/>
+                <w:sz w:val="22"/>
+                <w:szCs w:val="22"/>
+                <w:u w:val="none"/>
+                <w:shd w:fill="auto" w:val="clear"/>
+                <w:vertAlign w:val="baseline"/>
+              </w:rPr>
+            </w:pPr>
+            <w:r>
+              <w:rPr>
+                <w:rtl w:val="0"/>
+              </w:rPr>
+            </w:r>
+          </w:p>
+        </w:tc>
+        <w:tc>
+          <w:tcPr>
+            <w:gridSpan w:val="2"/>
+            <w:tcBorders>
+              <w:top w:color="000000" w:space="0" w:sz="4" w:val="single"/>
+              <w:left w:color="000000" w:space="0" w:sz="4" w:val="single"/>
+              <w:bottom w:color="000000" w:space="0" w:sz="4" w:val="single"/>
+              <w:right w:color="000000" w:space="0" w:sz="4" w:val="single"/>
+            </w:tcBorders>
+            <w:vAlign w:val="center"/>
+          </w:tcPr>
+          <w:p>
+            <w:pPr>
+              <w:rPr>
+                <w:b w:val="1"/>
+                <w:bCs w:val="1"/>
+                <w:color w:val="1f3864"/>
+              </w:rPr>
+            </w:pPr>
+            <w:r>
+              <w:rPr>
+                <w:b w:val="1"/>
+                <w:bCs w:val="1"/>
+                <w:color w:val="1f3864"/>
+                <w:rtl w:val="0"/>
+              </w:rPr>
+              <w:t xml:space="preserve">Cuando:</w:t>
+            </w:r>
+          </w:p>
+        </w:tc>
+        <w:tc>
+          <w:tcPr>
+            <w:gridSpan w:val="4"/>
+            <w:tcBorders>
+              <w:top w:color="000000" w:space="0" w:sz="4" w:val="single"/>
+              <w:left w:color="000000" w:space="0" w:sz="4" w:val="single"/>
+              <w:bottom w:color="000000" w:space="0" w:sz="4" w:val="single"/>
+              <w:right w:color="000000" w:space="0" w:sz="4" w:val="single"/>
+            </w:tcBorders>
+            <w:vAlign w:val="center"/>
+          </w:tcPr>
+          <w:p>
+            <w:pPr>
+              <w:spacing w:line="240" w:lineRule="auto"/>
+              <w:rPr/>
+            </w:pPr>
+            <w:r>
+              <w:rPr>
+                <w:rtl w:val="0"/>
+              </w:rPr>
+              <w:t xml:space="preserve">el desarrollador confirma el formulario</w:t>
+            </w:r>
+          </w:p>
+        </w:tc>
+      </w:tr>
+      <w:tr>
+        <w:trPr>
+          <w:cantSplit w:val="0"/>
+          <w:trHeight w:val="670" w:hRule="atLeast"/>
+          <w:tblHeader w:val="0"/>
+        </w:trPr>
+        <w:tc>
+          <w:tcPr>
+            <w:gridSpan w:val="3"/>
+            <w:vMerge w:val="continue"/>
+            <w:tcBorders>
+              <w:top w:color="000000" w:space="0" w:sz="4" w:val="single"/>
+              <w:left w:color="000000" w:space="0" w:sz="4" w:val="single"/>
+              <w:bottom w:color="000000" w:space="0" w:sz="4" w:val="single"/>
+              <w:right w:color="000000" w:space="0" w:sz="4" w:val="single"/>
+            </w:tcBorders>
+            <w:vAlign w:val="center"/>
+          </w:tcPr>
+          <w:p>
+            <w:pPr>
+              <w:keepNext w:val="0"/>
+              <w:keepLines w:val="0"/>
+              <w:pageBreakBefore w:val="0"/>
+              <w:widowControl w:val="0"/>
+              <w:pBdr>
+                <w:top w:space="0" w:sz="0" w:val="nil"/>
+                <w:left w:space="0" w:sz="0" w:val="nil"/>
+                <w:bottom w:space="0" w:sz="0" w:val="nil"/>
+                <w:right w:space="0" w:sz="0" w:val="nil"/>
+                <w:between w:space="0" w:sz="0" w:val="nil"/>
+              </w:pBdr>
+              <w:shd w:fill="auto" w:val="clear"/>
+              <w:spacing w:after="0" w:before="0" w:line="276" w:lineRule="auto"/>
+              <w:ind w:left="0" w:right="0" w:firstLine="0"/>
+              <w:jc w:val="left"/>
+              <w:rPr>
+                <w:i w:val="0"/>
+                <w:iCs w:val="0"/>
+                <w:smallCaps w:val="0"/>
+                <w:strike w:val="0"/>
+                <w:color w:val="000000"/>
+                <w:sz w:val="22"/>
+                <w:szCs w:val="22"/>
+                <w:u w:val="none"/>
+                <w:shd w:fill="auto" w:val="clear"/>
+                <w:vertAlign w:val="baseline"/>
+              </w:rPr>
+            </w:pPr>
+            <w:r>
+              <w:rPr>
+                <w:rtl w:val="0"/>
+              </w:rPr>
+            </w:r>
+          </w:p>
+        </w:tc>
+        <w:tc>
+          <w:tcPr>
+            <w:gridSpan w:val="2"/>
+            <w:tcBorders>
+              <w:top w:color="000000" w:space="0" w:sz="4" w:val="single"/>
+              <w:left w:color="000000" w:space="0" w:sz="4" w:val="single"/>
+              <w:bottom w:color="000000" w:space="0" w:sz="4" w:val="single"/>
+              <w:right w:color="000000" w:space="0" w:sz="4" w:val="single"/>
+            </w:tcBorders>
+            <w:vAlign w:val="center"/>
+          </w:tcPr>
+          <w:p>
+            <w:pPr>
+              <w:rPr>
+                <w:b w:val="1"/>
+                <w:bCs w:val="1"/>
+                <w:color w:val="1f3864"/>
+              </w:rPr>
+            </w:pPr>
+            <w:r>
+              <w:rPr>
+                <w:b w:val="1"/>
+                <w:bCs w:val="1"/>
+                <w:color w:val="1f3864"/>
+                <w:rtl w:val="0"/>
+              </w:rPr>
+              <w:t xml:space="preserve">Entonces:</w:t>
+            </w:r>
+          </w:p>
+        </w:tc>
+        <w:tc>
+          <w:tcPr>
+            <w:gridSpan w:val="4"/>
+            <w:tcBorders>
+              <w:top w:color="000000" w:space="0" w:sz="4" w:val="single"/>
+              <w:left w:color="000000" w:space="0" w:sz="4" w:val="single"/>
+              <w:bottom w:color="000000" w:space="0" w:sz="4" w:val="single"/>
+              <w:right w:color="000000" w:space="0" w:sz="4" w:val="single"/>
+            </w:tcBorders>
+            <w:vAlign w:val="center"/>
+          </w:tcPr>
+          <w:p>
+            <w:pPr>
+              <w:spacing w:line="240" w:lineRule="auto"/>
+              <w:rPr/>
+            </w:pPr>
+            <w:r>
+              <w:rPr>
+                <w:rtl w:val="0"/>
+              </w:rPr>
+              <w:t xml:space="preserve">el sistema informa que no fue posible registrar el error y conserva la información diligenciada</w:t>
+            </w:r>
+          </w:p>
+        </w:tc>
+      </w:tr>
+      <w:tr>
+        <w:trPr>
+          <w:cantSplit w:val="0"/>
+          <w:trHeight w:val="670" w:hRule="atLeast"/>
+          <w:tblHeader w:val="0"/>
+        </w:trPr>
+        <w:tc>
+          <w:tcPr>
+            <w:gridSpan w:val="3"/>
+            <w:vMerge w:val="restart"/>
+            <w:tcBorders>
+              <w:top w:color="000000" w:space="0" w:sz="4" w:val="single"/>
+              <w:left w:color="000000" w:space="0" w:sz="4" w:val="single"/>
+              <w:bottom w:color="000000" w:space="0" w:sz="4" w:val="single"/>
+              <w:right w:color="000000" w:space="0" w:sz="4" w:val="single"/>
+            </w:tcBorders>
+            <w:vAlign w:val="center"/>
+          </w:tcPr>
+          <w:p>
+            <w:pPr>
+              <w:jc w:val="center"/>
+              <w:rPr>
+                <w:b w:val="1"/>
+                <w:bCs w:val="1"/>
+                <w:color w:val="1f3864"/>
+              </w:rPr>
+            </w:pPr>
+            <w:r>
+              <w:rPr>
+                <w:b w:val="1"/>
+                <w:bCs w:val="1"/>
+                <w:color w:val="1f3864"/>
+                <w:rtl w:val="0"/>
+              </w:rPr>
+              <w:t xml:space="preserve">Condición 06</w:t>
+            </w:r>
+          </w:p>
+        </w:tc>
+        <w:tc>
+          <w:tcPr>
+            <w:gridSpan w:val="2"/>
+            <w:tcBorders>
+              <w:top w:color="000000" w:space="0" w:sz="4" w:val="single"/>
+              <w:left w:color="000000" w:space="0" w:sz="4" w:val="single"/>
+              <w:bottom w:color="000000" w:space="0" w:sz="4" w:val="single"/>
+              <w:right w:color="000000" w:space="0" w:sz="4" w:val="single"/>
+            </w:tcBorders>
+            <w:vAlign w:val="center"/>
+          </w:tcPr>
+          <w:p>
+            <w:pPr>
+              <w:rPr>
+                <w:b w:val="1"/>
+                <w:bCs w:val="1"/>
+                <w:color w:val="1f3864"/>
+              </w:rPr>
+            </w:pPr>
+            <w:r>
+              <w:rPr>
+                <w:b w:val="1"/>
+                <w:bCs w:val="1"/>
+                <w:color w:val="1f3864"/>
+                <w:rtl w:val="0"/>
+              </w:rPr>
+              <w:t xml:space="preserve">Dado:</w:t>
+            </w:r>
+          </w:p>
+        </w:tc>
+        <w:tc>
+          <w:tcPr>
+            <w:gridSpan w:val="4"/>
+            <w:tcBorders>
+              <w:top w:color="000000" w:space="0" w:sz="4" w:val="single"/>
+              <w:left w:color="000000" w:space="0" w:sz="4" w:val="single"/>
+              <w:bottom w:color="000000" w:space="0" w:sz="4" w:val="single"/>
+              <w:right w:color="000000" w:space="0" w:sz="4" w:val="single"/>
+            </w:tcBorders>
+            <w:vAlign w:val="center"/>
+          </w:tcPr>
+          <w:p>
+            <w:pPr>
+              <w:spacing w:line="240" w:lineRule="auto"/>
+              <w:rPr/>
+            </w:pPr>
+            <w:r>
+              <w:rPr>
+                <w:rtl w:val="0"/>
+              </w:rPr>
+              <w:t xml:space="preserve">que el desarrollador registra correctamente un error</w:t>
+            </w:r>
+          </w:p>
+        </w:tc>
+      </w:tr>
+      <w:tr>
+        <w:trPr>
+          <w:cantSplit w:val="0"/>
+          <w:trHeight w:val="670" w:hRule="atLeast"/>
+          <w:tblHeader w:val="0"/>
+        </w:trPr>
+        <w:tc>
+          <w:tcPr>
+            <w:gridSpan w:val="3"/>
+            <w:vMerge w:val="continue"/>
+            <w:tcBorders>
+              <w:top w:color="000000" w:space="0" w:sz="4" w:val="single"/>
+              <w:left w:color="000000" w:space="0" w:sz="4" w:val="single"/>
+              <w:bottom w:color="000000" w:space="0" w:sz="4" w:val="single"/>
+              <w:right w:color="000000" w:space="0" w:sz="4" w:val="single"/>
+            </w:tcBorders>
+            <w:vAlign w:val="center"/>
+          </w:tcPr>
+          <w:p>
+            <w:pPr>
+              <w:keepNext w:val="0"/>
+              <w:keepLines w:val="0"/>
+              <w:pageBreakBefore w:val="0"/>
+              <w:widowControl w:val="0"/>
+              <w:pBdr>
+                <w:top w:space="0" w:sz="0" w:val="nil"/>
+                <w:left w:space="0" w:sz="0" w:val="nil"/>
+                <w:bottom w:space="0" w:sz="0" w:val="nil"/>
+                <w:right w:space="0" w:sz="0" w:val="nil"/>
+                <w:between w:space="0" w:sz="0" w:val="nil"/>
+              </w:pBdr>
+              <w:shd w:fill="auto" w:val="clear"/>
+              <w:spacing w:after="0" w:before="0" w:line="276" w:lineRule="auto"/>
+              <w:ind w:left="0" w:right="0" w:firstLine="0"/>
+              <w:jc w:val="left"/>
+              <w:rPr>
+                <w:i w:val="0"/>
+                <w:iCs w:val="0"/>
+                <w:smallCaps w:val="0"/>
+                <w:strike w:val="0"/>
+                <w:color w:val="000000"/>
+                <w:sz w:val="22"/>
+                <w:szCs w:val="22"/>
+                <w:u w:val="none"/>
+                <w:shd w:fill="auto" w:val="clear"/>
+                <w:vertAlign w:val="baseline"/>
+              </w:rPr>
+            </w:pPr>
+            <w:r>
+              <w:rPr>
+                <w:rtl w:val="0"/>
+              </w:rPr>
+            </w:r>
+          </w:p>
+        </w:tc>
+        <w:tc>
+          <w:tcPr>
+            <w:gridSpan w:val="2"/>
+            <w:tcBorders>
+              <w:top w:color="000000" w:space="0" w:sz="4" w:val="single"/>
+              <w:left w:color="000000" w:space="0" w:sz="4" w:val="single"/>
+              <w:bottom w:color="000000" w:space="0" w:sz="4" w:val="single"/>
+              <w:right w:color="000000" w:space="0" w:sz="4" w:val="single"/>
+            </w:tcBorders>
+            <w:vAlign w:val="center"/>
+          </w:tcPr>
+          <w:p>
+            <w:pPr>
+              <w:rPr>
+                <w:b w:val="1"/>
+                <w:bCs w:val="1"/>
+                <w:color w:val="1f3864"/>
+              </w:rPr>
+            </w:pPr>
+            <w:r>
+              <w:rPr>
+                <w:b w:val="1"/>
+                <w:bCs w:val="1"/>
+                <w:color w:val="1f3864"/>
+                <w:rtl w:val="0"/>
+              </w:rPr>
+              <w:t xml:space="preserve">Cuando:</w:t>
+            </w:r>
+          </w:p>
+        </w:tc>
+        <w:tc>
+          <w:tcPr>
+            <w:gridSpan w:val="4"/>
+            <w:tcBorders>
+              <w:top w:color="000000" w:space="0" w:sz="4" w:val="single"/>
+              <w:left w:color="000000" w:space="0" w:sz="4" w:val="single"/>
+              <w:bottom w:color="000000" w:space="0" w:sz="4" w:val="single"/>
+              <w:right w:color="000000" w:space="0" w:sz="4" w:val="single"/>
+            </w:tcBorders>
+            <w:vAlign w:val="center"/>
+          </w:tcPr>
+          <w:p>
+            <w:pPr>
+              <w:spacing w:line="240" w:lineRule="auto"/>
+              <w:rPr/>
+            </w:pPr>
+            <w:r>
+              <w:rPr>
+                <w:rtl w:val="0"/>
+              </w:rPr>
+              <w:t xml:space="preserve">el sistema almacena la información</w:t>
+            </w:r>
+          </w:p>
+        </w:tc>
+      </w:tr>
+      <w:tr>
+        <w:trPr>
+          <w:cantSplit w:val="0"/>
+          <w:trHeight w:val="670" w:hRule="atLeast"/>
+          <w:tblHeader w:val="0"/>
+        </w:trPr>
+        <w:tc>
+          <w:tcPr>
+            <w:gridSpan w:val="3"/>
+            <w:vMerge w:val="continue"/>
+            <w:tcBorders>
+              <w:top w:color="000000" w:space="0" w:sz="4" w:val="single"/>
+              <w:left w:color="000000" w:space="0" w:sz="4" w:val="single"/>
+              <w:bottom w:color="000000" w:space="0" w:sz="4" w:val="single"/>
+              <w:right w:color="000000" w:space="0" w:sz="4" w:val="single"/>
+            </w:tcBorders>
+            <w:vAlign w:val="center"/>
+          </w:tcPr>
+          <w:p>
+            <w:pPr>
+              <w:keepNext w:val="0"/>
+              <w:keepLines w:val="0"/>
+              <w:pageBreakBefore w:val="0"/>
+              <w:widowControl w:val="0"/>
+              <w:pBdr>
+                <w:top w:space="0" w:sz="0" w:val="nil"/>
+                <w:left w:space="0" w:sz="0" w:val="nil"/>
+                <w:bottom w:space="0" w:sz="0" w:val="nil"/>
+                <w:right w:space="0" w:sz="0" w:val="nil"/>
+                <w:between w:space="0" w:sz="0" w:val="nil"/>
+              </w:pBdr>
+              <w:shd w:fill="auto" w:val="clear"/>
+              <w:spacing w:after="0" w:before="0" w:line="276" w:lineRule="auto"/>
+              <w:ind w:left="0" w:right="0" w:firstLine="0"/>
+              <w:jc w:val="left"/>
+              <w:rPr>
+                <w:i w:val="0"/>
+                <w:iCs w:val="0"/>
+                <w:smallCaps w:val="0"/>
+                <w:strike w:val="0"/>
+                <w:color w:val="000000"/>
+                <w:sz w:val="22"/>
+                <w:szCs w:val="22"/>
+                <w:u w:val="none"/>
+                <w:shd w:fill="auto" w:val="clear"/>
+                <w:vertAlign w:val="baseline"/>
+              </w:rPr>
+            </w:pPr>
+            <w:r>
+              <w:rPr>
+                <w:rtl w:val="0"/>
+              </w:rPr>
+            </w:r>
+          </w:p>
+        </w:tc>
+        <w:tc>
+          <w:tcPr>
+            <w:gridSpan w:val="2"/>
+            <w:tcBorders>
+              <w:top w:color="000000" w:space="0" w:sz="4" w:val="single"/>
+              <w:left w:color="000000" w:space="0" w:sz="4" w:val="single"/>
+              <w:bottom w:color="000000" w:space="0" w:sz="4" w:val="single"/>
+              <w:right w:color="000000" w:space="0" w:sz="4" w:val="single"/>
+            </w:tcBorders>
+            <w:vAlign w:val="center"/>
+          </w:tcPr>
+          <w:p>
+            <w:pPr>
+              <w:rPr>
+                <w:b w:val="1"/>
+                <w:bCs w:val="1"/>
+                <w:color w:val="1f3864"/>
+              </w:rPr>
+            </w:pPr>
+            <w:r>
+              <w:rPr>
+                <w:b w:val="1"/>
+                <w:bCs w:val="1"/>
+                <w:color w:val="1f3864"/>
+                <w:rtl w:val="0"/>
+              </w:rPr>
+              <w:t xml:space="preserve">Entonces:</w:t>
+            </w:r>
+          </w:p>
+        </w:tc>
+        <w:tc>
+          <w:tcPr>
+            <w:gridSpan w:val="4"/>
+            <w:tcBorders>
+              <w:top w:color="000000" w:space="0" w:sz="4" w:val="single"/>
+              <w:left w:color="000000" w:space="0" w:sz="4" w:val="single"/>
+              <w:bottom w:color="000000" w:space="0" w:sz="4" w:val="single"/>
+              <w:right w:color="000000" w:space="0" w:sz="4" w:val="single"/>
+            </w:tcBorders>
+            <w:vAlign w:val="center"/>
+          </w:tcPr>
+          <w:p>
+            <w:pPr>
+              <w:spacing w:line="240" w:lineRule="auto"/>
+              <w:rPr/>
+            </w:pPr>
+            <w:r>
+              <w:rPr>
+                <w:rtl w:val="0"/>
+              </w:rPr>
+              <w:t xml:space="preserve">confirma el registro e incorpora el error al historial de la actividad</w:t>
+            </w:r>
+          </w:p>
+        </w:tc>
+      </w:tr>
+      <w:tr>
+        <w:trPr>
+          <w:cantSplit w:val="0"/>
+          <w:trHeight w:val="670" w:hRule="atLeast"/>
+          <w:tblHeader w:val="0"/>
+        </w:trPr>
+        <w:tc>
+          <w:tcPr>
+            <w:gridSpan w:val="3"/>
+            <w:vMerge w:val="restart"/>
+            <w:tcBorders>
+              <w:top w:color="000000" w:space="0" w:sz="4" w:val="single"/>
+              <w:left w:color="000000" w:space="0" w:sz="4" w:val="single"/>
+              <w:bottom w:color="000000" w:space="0" w:sz="4" w:val="single"/>
+              <w:right w:color="000000" w:space="0" w:sz="4" w:val="single"/>
+            </w:tcBorders>
+            <w:vAlign w:val="center"/>
+          </w:tcPr>
+          <w:p>
+            <w:pPr>
+              <w:jc w:val="center"/>
+              <w:rPr>
+                <w:b w:val="1"/>
+                <w:bCs w:val="1"/>
+                <w:color w:val="1f3864"/>
+              </w:rPr>
+            </w:pPr>
+            <w:r>
+              <w:rPr>
+                <w:b w:val="1"/>
+                <w:bCs w:val="1"/>
+                <w:color w:val="1f3864"/>
+                <w:rtl w:val="0"/>
+              </w:rPr>
+              <w:t xml:space="preserve">Condición 07</w:t>
+            </w:r>
+          </w:p>
+          <w:p>
+            <w:pPr>
+              <w:jc w:val="center"/>
+              <w:rPr>
+                <w:b w:val="1"/>
+                <w:bCs w:val="1"/>
+                <w:color w:val="1f3864"/>
+              </w:rPr>
+            </w:pPr>
+            <w:r>
+              <w:rPr>
+                <w:rtl w:val="0"/>
+              </w:rPr>
+            </w:r>
+          </w:p>
+          <w:p>
+            <w:pPr>
+              <w:jc w:val="center"/>
+              <w:rPr>
+                <w:b w:val="1"/>
+                <w:bCs w:val="1"/>
+                <w:color w:val="1f3864"/>
+              </w:rPr>
+            </w:pPr>
+            <w:r>
+              <w:rPr>
+                <w:rtl w:val="0"/>
+              </w:rPr>
+            </w:r>
+          </w:p>
+        </w:tc>
+        <w:tc>
+          <w:tcPr>
+            <w:gridSpan w:val="2"/>
+            <w:tcBorders>
+              <w:top w:color="000000" w:space="0" w:sz="4" w:val="single"/>
+              <w:left w:color="000000" w:space="0" w:sz="4" w:val="single"/>
+              <w:bottom w:color="000000" w:space="0" w:sz="4" w:val="single"/>
+              <w:right w:color="000000" w:space="0" w:sz="4" w:val="single"/>
+            </w:tcBorders>
+            <w:vAlign w:val="center"/>
+          </w:tcPr>
+          <w:p>
+            <w:pPr>
+              <w:rPr/>
+            </w:pPr>
+            <w:r>
+              <w:rPr>
+                <w:b w:val="1"/>
+                <w:bCs w:val="1"/>
+                <w:color w:val="1f3864"/>
+                <w:rtl w:val="0"/>
+              </w:rPr>
+              <w:t xml:space="preserve">Dado:</w:t>
+            </w:r>
+            <w:r>
+              <w:rPr>
+                <w:rtl w:val="0"/>
+              </w:rPr>
+            </w:r>
+          </w:p>
+        </w:tc>
+        <w:tc>
+          <w:tcPr>
+            <w:gridSpan w:val="4"/>
+            <w:tcBorders>
+              <w:top w:color="000000" w:space="0" w:sz="4" w:val="single"/>
+              <w:left w:color="000000" w:space="0" w:sz="4" w:val="single"/>
+              <w:bottom w:color="000000" w:space="0" w:sz="4" w:val="single"/>
+              <w:right w:color="000000" w:space="0" w:sz="4" w:val="single"/>
+            </w:tcBorders>
+            <w:vAlign w:val="center"/>
+          </w:tcPr>
+          <w:p>
+            <w:pPr>
+              <w:spacing w:line="240" w:lineRule="auto"/>
+              <w:rPr/>
+            </w:pPr>
+            <w:r>
+              <w:rPr>
+                <w:rtl w:val="0"/>
+              </w:rPr>
+              <w:t xml:space="preserve">que el desarrollador intenta registrar un error sobre una actividad que no tiene asignada</w:t>
+            </w:r>
+          </w:p>
+        </w:tc>
+      </w:tr>
+      <w:tr>
+        <w:trPr>
+          <w:cantSplit w:val="0"/>
+          <w:trHeight w:val="670" w:hRule="atLeast"/>
+          <w:tblHeader w:val="0"/>
+        </w:trPr>
+        <w:tc>
+          <w:tcPr>
+            <w:gridSpan w:val="3"/>
+            <w:vMerge w:val="continue"/>
+            <w:tcBorders>
+              <w:top w:color="000000" w:space="0" w:sz="4" w:val="single"/>
+              <w:left w:color="000000" w:space="0" w:sz="4" w:val="single"/>
+              <w:bottom w:color="000000" w:space="0" w:sz="4" w:val="single"/>
+              <w:right w:color="000000" w:space="0" w:sz="4" w:val="single"/>
+            </w:tcBorders>
+            <w:vAlign w:val="center"/>
+          </w:tcPr>
+          <w:p>
+            <w:pPr>
+              <w:keepNext w:val="0"/>
+              <w:keepLines w:val="0"/>
+              <w:pageBreakBefore w:val="0"/>
+              <w:widowControl w:val="0"/>
+              <w:pBdr>
+                <w:top w:space="0" w:sz="0" w:val="nil"/>
+                <w:left w:space="0" w:sz="0" w:val="nil"/>
+                <w:bottom w:space="0" w:sz="0" w:val="nil"/>
+                <w:right w:space="0" w:sz="0" w:val="nil"/>
+                <w:between w:space="0" w:sz="0" w:val="nil"/>
+              </w:pBdr>
+              <w:shd w:fill="auto" w:val="clear"/>
+              <w:spacing w:after="0" w:before="0" w:line="276" w:lineRule="auto"/>
+              <w:ind w:left="0" w:right="0" w:firstLine="0"/>
+              <w:jc w:val="left"/>
+              <w:rPr>
+                <w:i w:val="0"/>
+                <w:iCs w:val="0"/>
+                <w:smallCaps w:val="0"/>
+                <w:strike w:val="0"/>
+                <w:color w:val="000000"/>
+                <w:sz w:val="22"/>
+                <w:szCs w:val="22"/>
+                <w:u w:val="none"/>
+                <w:shd w:fill="auto" w:val="clear"/>
+                <w:vertAlign w:val="baseline"/>
+              </w:rPr>
+            </w:pPr>
+            <w:r>
+              <w:rPr>
+                <w:rtl w:val="0"/>
+              </w:rPr>
+            </w:r>
+          </w:p>
+        </w:tc>
+        <w:tc>
+          <w:tcPr>
+            <w:gridSpan w:val="2"/>
+            <w:tcBorders>
+              <w:top w:color="000000" w:space="0" w:sz="4" w:val="single"/>
+              <w:left w:color="000000" w:space="0" w:sz="4" w:val="single"/>
+              <w:bottom w:color="000000" w:space="0" w:sz="4" w:val="single"/>
+              <w:right w:color="000000" w:space="0" w:sz="4" w:val="single"/>
+            </w:tcBorders>
+            <w:vAlign w:val="center"/>
+          </w:tcPr>
+          <w:p>
+            <w:pPr>
+              <w:rPr>
+                <w:b w:val="1"/>
+                <w:bCs w:val="1"/>
+                <w:color w:val="1f3864"/>
+              </w:rPr>
+            </w:pPr>
+            <w:r>
+              <w:rPr>
+                <w:b w:val="1"/>
+                <w:bCs w:val="1"/>
+                <w:color w:val="1f3864"/>
+                <w:rtl w:val="0"/>
+              </w:rPr>
+              <w:t xml:space="preserve">Cuando:</w:t>
+            </w:r>
+          </w:p>
+        </w:tc>
+        <w:tc>
+          <w:tcPr>
+            <w:gridSpan w:val="4"/>
+            <w:tcBorders>
+              <w:top w:color="000000" w:space="0" w:sz="4" w:val="single"/>
+              <w:left w:color="000000" w:space="0" w:sz="4" w:val="single"/>
+              <w:bottom w:color="000000" w:space="0" w:sz="4" w:val="single"/>
+              <w:right w:color="000000" w:space="0" w:sz="4" w:val="single"/>
+            </w:tcBorders>
+            <w:vAlign w:val="center"/>
+          </w:tcPr>
+          <w:p>
+            <w:pPr>
+              <w:spacing w:line="240" w:lineRule="auto"/>
+              <w:rPr/>
+            </w:pPr>
+            <w:r>
+              <w:rPr>
+                <w:rtl w:val="0"/>
+              </w:rPr>
+              <w:t xml:space="preserve">envía el formulario</w:t>
+            </w:r>
+          </w:p>
+        </w:tc>
+      </w:tr>
+      <w:tr>
+        <w:trPr>
+          <w:cantSplit w:val="0"/>
+          <w:trHeight w:val="670" w:hRule="atLeast"/>
+          <w:tblHeader w:val="0"/>
+        </w:trPr>
+        <w:tc>
+          <w:tcPr>
+            <w:gridSpan w:val="3"/>
+            <w:vMerge w:val="continue"/>
+            <w:tcBorders>
+              <w:top w:color="000000" w:space="0" w:sz="4" w:val="single"/>
+              <w:left w:color="000000" w:space="0" w:sz="4" w:val="single"/>
+              <w:bottom w:color="000000" w:space="0" w:sz="4" w:val="single"/>
+              <w:right w:color="000000" w:space="0" w:sz="4" w:val="single"/>
+            </w:tcBorders>
+            <w:vAlign w:val="center"/>
+          </w:tcPr>
+          <w:p>
+            <w:pPr>
+              <w:keepNext w:val="0"/>
+              <w:keepLines w:val="0"/>
+              <w:pageBreakBefore w:val="0"/>
+              <w:widowControl w:val="0"/>
+              <w:pBdr>
+                <w:top w:space="0" w:sz="0" w:val="nil"/>
+                <w:left w:space="0" w:sz="0" w:val="nil"/>
+                <w:bottom w:space="0" w:sz="0" w:val="nil"/>
+                <w:right w:space="0" w:sz="0" w:val="nil"/>
+                <w:between w:space="0" w:sz="0" w:val="nil"/>
+              </w:pBdr>
+              <w:shd w:fill="auto" w:val="clear"/>
+              <w:spacing w:after="0" w:before="0" w:line="276" w:lineRule="auto"/>
+              <w:ind w:left="0" w:right="0" w:firstLine="0"/>
+              <w:jc w:val="left"/>
+              <w:rPr>
+                <w:i w:val="0"/>
+                <w:iCs w:val="0"/>
+                <w:smallCaps w:val="0"/>
+                <w:strike w:val="0"/>
+                <w:color w:val="000000"/>
+                <w:sz w:val="22"/>
+                <w:szCs w:val="22"/>
+                <w:u w:val="none"/>
+                <w:shd w:fill="auto" w:val="clear"/>
+                <w:vertAlign w:val="baseline"/>
+              </w:rPr>
+            </w:pPr>
+            <w:r>
+              <w:rPr>
+                <w:rtl w:val="0"/>
+              </w:rPr>
+            </w:r>
+          </w:p>
+        </w:tc>
+        <w:tc>
+          <w:tcPr>
+            <w:gridSpan w:val="2"/>
+            <w:tcBorders>
+              <w:top w:color="000000" w:space="0" w:sz="4" w:val="single"/>
+              <w:left w:color="000000" w:space="0" w:sz="4" w:val="single"/>
+              <w:bottom w:color="000000" w:space="0" w:sz="4" w:val="single"/>
+              <w:right w:color="000000" w:space="0" w:sz="4" w:val="single"/>
+            </w:tcBorders>
+            <w:vAlign w:val="center"/>
+          </w:tcPr>
+          <w:p>
+            <w:pPr>
+              <w:rPr>
+                <w:b w:val="1"/>
+                <w:bCs w:val="1"/>
+                <w:color w:val="1f3864"/>
+              </w:rPr>
+            </w:pPr>
+            <w:r>
+              <w:rPr>
+                <w:b w:val="1"/>
+                <w:bCs w:val="1"/>
+                <w:color w:val="1f3864"/>
+                <w:rtl w:val="0"/>
+              </w:rPr>
+              <w:t xml:space="preserve">Entonces:</w:t>
+            </w:r>
+          </w:p>
+        </w:tc>
+        <w:tc>
+          <w:tcPr>
+            <w:gridSpan w:val="4"/>
+            <w:tcBorders>
+              <w:top w:color="000000" w:space="0" w:sz="4" w:val="single"/>
+              <w:left w:color="000000" w:space="0" w:sz="4" w:val="single"/>
+              <w:bottom w:color="000000" w:space="0" w:sz="4" w:val="single"/>
+              <w:right w:color="000000" w:space="0" w:sz="4" w:val="single"/>
+            </w:tcBorders>
+            <w:vAlign w:val="center"/>
+          </w:tcPr>
+          <w:p>
+            <w:pPr>
+              <w:spacing w:line="240" w:lineRule="auto"/>
+              <w:rPr/>
+            </w:pPr>
+            <w:r>
+              <w:rPr>
+                <w:rtl w:val="0"/>
+              </w:rPr>
+              <w:t xml:space="preserve">el sistema deniega el registro e informa que no posee autorización</w:t>
+            </w:r>
+          </w:p>
+        </w:tc>
+      </w:tr>
+      <w:tr>
+        <w:trPr>
+          <w:cantSplit w:val="0"/>
           <w:tblHeader w:val="0"/>
         </w:trPr>
         <w:tc>
@@ -2676,7 +4466,7 @@
               <w:rPr>
                 <w:rtl w:val="0"/>
               </w:rPr>
-              <w:t xml:space="preserve">Diseñar el formulario de registro de errores</w:t>
+              <w:t xml:space="preserve">Definir las reglas de negocio para el registro de errores, incluyendo validaciones, asociaciones con actividades y restricciones de acceso.</w:t>
             </w:r>
           </w:p>
         </w:tc>
@@ -2765,7 +4555,7 @@
               <w:rPr>
                 <w:rtl w:val="0"/>
               </w:rPr>
-              <w:t xml:space="preserve">Implementar endpoint REST para crear errores</w:t>
+              <w:t xml:space="preserve">Diseñar el formulario de registro de errores con los campos requeridos para tipo de error, descripción y etapa del proyecto.</w:t>
             </w:r>
           </w:p>
         </w:tc>
@@ -2854,7 +4644,7 @@
               <w:rPr>
                 <w:rtl w:val="0"/>
               </w:rPr>
-              <w:t xml:space="preserve">Asociar el error al desarrollador, fase y proyecto correspondiente</w:t>
+              <w:t xml:space="preserve">Diseñar los mensajes de validación, confirmación y error que se mostrarán durante el proceso de registro.</w:t>
             </w:r>
           </w:p>
         </w:tc>
@@ -2943,7 +4733,443 @@
               <w:rPr>
                 <w:rtl w:val="0"/>
               </w:rPr>
-              <w:t xml:space="preserve">Realizar pruebas del formulario y persistencia de errores</w:t>
+              <w:t xml:space="preserve">Implementar el servicio para registrar errores asociados a una actividad y al usuario autenticado.</w:t>
+            </w:r>
+          </w:p>
+        </w:tc>
+      </w:tr>
+      <w:tr>
+        <w:trPr>
+          <w:cantSplit w:val="0"/>
+          <w:trHeight w:val="432" w:hRule="atLeast"/>
+          <w:tblHeader w:val="0"/>
+        </w:trPr>
+        <w:tc>
+          <w:tcPr>
+            <w:gridSpan w:val="3"/>
+            <w:tcBorders>
+              <w:top w:color="000000" w:space="0" w:sz="4" w:val="single"/>
+              <w:left w:color="000000" w:space="0" w:sz="4" w:val="single"/>
+              <w:bottom w:color="000000" w:space="0" w:sz="4" w:val="single"/>
+              <w:right w:color="000000" w:space="0" w:sz="4" w:val="single"/>
+            </w:tcBorders>
+          </w:tcPr>
+          <w:p>
+            <w:pPr>
+              <w:jc w:val="center"/>
+              <w:rPr>
+                <w:color w:val="1f3864"/>
+              </w:rPr>
+            </w:pPr>
+            <w:r>
+              <w:rPr>
+                <w:color w:val="1f3864"/>
+                <w:rtl w:val="0"/>
+              </w:rPr>
+              <w:t xml:space="preserve">5</w:t>
+            </w:r>
+          </w:p>
+        </w:tc>
+        <w:tc>
+          <w:tcPr>
+            <w:gridSpan w:val="6"/>
+            <w:tcBorders>
+              <w:top w:color="000000" w:space="0" w:sz="4" w:val="single"/>
+              <w:left w:color="000000" w:space="0" w:sz="4" w:val="single"/>
+              <w:bottom w:color="000000" w:space="0" w:sz="4" w:val="single"/>
+              <w:right w:color="000000" w:space="0" w:sz="4" w:val="single"/>
+            </w:tcBorders>
+          </w:tcPr>
+          <w:p>
+            <w:pPr>
+              <w:spacing w:after="0" w:line="240" w:lineRule="auto"/>
+              <w:rPr/>
+            </w:pPr>
+            <w:r>
+              <w:rPr>
+                <w:rtl w:val="0"/>
+              </w:rPr>
+              <w:t xml:space="preserve">Implementar la validación que garantice que la actividad pertenece al desarrollador que registra el error.</w:t>
+            </w:r>
+          </w:p>
+        </w:tc>
+      </w:tr>
+      <w:tr>
+        <w:trPr>
+          <w:cantSplit w:val="0"/>
+          <w:trHeight w:val="432" w:hRule="atLeast"/>
+          <w:tblHeader w:val="0"/>
+        </w:trPr>
+        <w:tc>
+          <w:tcPr>
+            <w:gridSpan w:val="3"/>
+            <w:tcBorders>
+              <w:left w:color="000000" w:space="0" w:sz="4" w:val="single"/>
+              <w:bottom w:color="000000" w:space="0" w:sz="4" w:val="single"/>
+              <w:right w:color="000000" w:space="0" w:sz="4" w:val="single"/>
+            </w:tcBorders>
+          </w:tcPr>
+          <w:p>
+            <w:pPr>
+              <w:jc w:val="center"/>
+              <w:rPr>
+                <w:color w:val="1f3864"/>
+              </w:rPr>
+            </w:pPr>
+            <w:r>
+              <w:rPr>
+                <w:color w:val="1f3864"/>
+                <w:rtl w:val="0"/>
+              </w:rPr>
+              <w:t xml:space="preserve">6</w:t>
+            </w:r>
+          </w:p>
+        </w:tc>
+        <w:tc>
+          <w:tcPr>
+            <w:gridSpan w:val="6"/>
+            <w:tcBorders>
+              <w:left w:color="000000" w:space="0" w:sz="4" w:val="single"/>
+              <w:bottom w:color="000000" w:space="0" w:sz="4" w:val="single"/>
+              <w:right w:color="000000" w:space="0" w:sz="4" w:val="single"/>
+            </w:tcBorders>
+          </w:tcPr>
+          <w:p>
+            <w:pPr>
+              <w:spacing w:after="0" w:line="240" w:lineRule="auto"/>
+              <w:rPr/>
+            </w:pPr>
+            <w:r>
+              <w:rPr>
+                <w:rtl w:val="0"/>
+              </w:rPr>
+              <w:t xml:space="preserve">Implementar la asociación automática del registro de error con la actividad, la etapa y el proyecto correspondiente.</w:t>
+            </w:r>
+          </w:p>
+        </w:tc>
+      </w:tr>
+      <w:tr>
+        <w:trPr>
+          <w:cantSplit w:val="0"/>
+          <w:trHeight w:val="432" w:hRule="atLeast"/>
+          <w:tblHeader w:val="0"/>
+        </w:trPr>
+        <w:tc>
+          <w:tcPr>
+            <w:gridSpan w:val="3"/>
+            <w:tcBorders>
+              <w:left w:color="000000" w:space="0" w:sz="4" w:val="single"/>
+              <w:bottom w:color="000000" w:space="0" w:sz="4" w:val="single"/>
+              <w:right w:color="000000" w:space="0" w:sz="4" w:val="single"/>
+            </w:tcBorders>
+          </w:tcPr>
+          <w:p>
+            <w:pPr>
+              <w:jc w:val="center"/>
+              <w:rPr>
+                <w:color w:val="1f3864"/>
+              </w:rPr>
+            </w:pPr>
+            <w:r>
+              <w:rPr>
+                <w:color w:val="1f3864"/>
+                <w:rtl w:val="0"/>
+              </w:rPr>
+              <w:t xml:space="preserve">7</w:t>
+            </w:r>
+          </w:p>
+        </w:tc>
+        <w:tc>
+          <w:tcPr>
+            <w:gridSpan w:val="6"/>
+            <w:tcBorders>
+              <w:left w:color="000000" w:space="0" w:sz="4" w:val="single"/>
+              <w:bottom w:color="000000" w:space="0" w:sz="4" w:val="single"/>
+              <w:right w:color="000000" w:space="0" w:sz="4" w:val="single"/>
+            </w:tcBorders>
+          </w:tcPr>
+          <w:p>
+            <w:pPr>
+              <w:spacing w:after="0" w:line="240" w:lineRule="auto"/>
+              <w:rPr/>
+            </w:pPr>
+            <w:r>
+              <w:rPr>
+                <w:rtl w:val="0"/>
+              </w:rPr>
+              <w:t xml:space="preserve">Implementar las validaciones de negocio para campos obligatorios, tipos de error válidos y consistencia de la información.</w:t>
+            </w:r>
+          </w:p>
+        </w:tc>
+      </w:tr>
+      <w:tr>
+        <w:trPr>
+          <w:cantSplit w:val="0"/>
+          <w:trHeight w:val="432" w:hRule="atLeast"/>
+          <w:tblHeader w:val="0"/>
+        </w:trPr>
+        <w:tc>
+          <w:tcPr>
+            <w:gridSpan w:val="3"/>
+            <w:tcBorders>
+              <w:left w:color="000000" w:space="0" w:sz="4" w:val="single"/>
+              <w:bottom w:color="000000" w:space="0" w:sz="4" w:val="single"/>
+              <w:right w:color="000000" w:space="0" w:sz="4" w:val="single"/>
+            </w:tcBorders>
+          </w:tcPr>
+          <w:p>
+            <w:pPr>
+              <w:jc w:val="center"/>
+              <w:rPr>
+                <w:color w:val="1f3864"/>
+              </w:rPr>
+            </w:pPr>
+            <w:r>
+              <w:rPr>
+                <w:color w:val="1f3864"/>
+                <w:rtl w:val="0"/>
+              </w:rPr>
+              <w:t xml:space="preserve">8</w:t>
+            </w:r>
+          </w:p>
+        </w:tc>
+        <w:tc>
+          <w:tcPr>
+            <w:gridSpan w:val="6"/>
+            <w:tcBorders>
+              <w:left w:color="000000" w:space="0" w:sz="4" w:val="single"/>
+              <w:bottom w:color="000000" w:space="0" w:sz="4" w:val="single"/>
+              <w:right w:color="000000" w:space="0" w:sz="4" w:val="single"/>
+            </w:tcBorders>
+          </w:tcPr>
+          <w:p>
+            <w:pPr>
+              <w:spacing w:after="0" w:line="240" w:lineRule="auto"/>
+              <w:rPr/>
+            </w:pPr>
+            <w:r>
+              <w:rPr>
+                <w:rtl w:val="0"/>
+              </w:rPr>
+              <w:t xml:space="preserve">Implementar el formulario de registro de errores utilizando las reglas de validación definidas para el negocio.</w:t>
+            </w:r>
+          </w:p>
+        </w:tc>
+      </w:tr>
+      <w:tr>
+        <w:trPr>
+          <w:cantSplit w:val="0"/>
+          <w:trHeight w:val="432" w:hRule="atLeast"/>
+          <w:tblHeader w:val="0"/>
+        </w:trPr>
+        <w:tc>
+          <w:tcPr>
+            <w:gridSpan w:val="3"/>
+            <w:tcBorders>
+              <w:top w:color="000000" w:space="0" w:sz="4" w:val="single"/>
+              <w:left w:color="000000" w:space="0" w:sz="4" w:val="single"/>
+              <w:bottom w:color="000000" w:space="0" w:sz="4" w:val="single"/>
+              <w:right w:color="000000" w:space="0" w:sz="4" w:val="single"/>
+            </w:tcBorders>
+          </w:tcPr>
+          <w:p>
+            <w:pPr>
+              <w:jc w:val="center"/>
+              <w:rPr>
+                <w:color w:val="1f3864"/>
+              </w:rPr>
+            </w:pPr>
+            <w:r>
+              <w:rPr>
+                <w:color w:val="1f3864"/>
+                <w:rtl w:val="0"/>
+              </w:rPr>
+              <w:t xml:space="preserve">9</w:t>
+            </w:r>
+          </w:p>
+        </w:tc>
+        <w:tc>
+          <w:tcPr>
+            <w:gridSpan w:val="6"/>
+            <w:tcBorders>
+              <w:top w:color="000000" w:space="0" w:sz="4" w:val="single"/>
+              <w:left w:color="000000" w:space="0" w:sz="4" w:val="single"/>
+              <w:bottom w:color="000000" w:space="0" w:sz="4" w:val="single"/>
+              <w:right w:color="000000" w:space="0" w:sz="4" w:val="single"/>
+            </w:tcBorders>
+          </w:tcPr>
+          <w:p>
+            <w:pPr>
+              <w:spacing w:after="0" w:line="240" w:lineRule="auto"/>
+              <w:rPr/>
+            </w:pPr>
+            <w:r>
+              <w:rPr>
+                <w:rtl w:val="0"/>
+              </w:rPr>
+              <w:t xml:space="preserve">Implementar la visualización de mensajes de confirmación y errores durante el registro.</w:t>
+            </w:r>
+          </w:p>
+        </w:tc>
+      </w:tr>
+      <w:tr>
+        <w:trPr>
+          <w:cantSplit w:val="0"/>
+          <w:trHeight w:val="432" w:hRule="atLeast"/>
+          <w:tblHeader w:val="0"/>
+        </w:trPr>
+        <w:tc>
+          <w:tcPr>
+            <w:gridSpan w:val="3"/>
+            <w:tcBorders>
+              <w:left w:color="000000" w:space="0" w:sz="4" w:val="single"/>
+              <w:bottom w:color="000000" w:space="0" w:sz="4" w:val="single"/>
+              <w:right w:color="000000" w:space="0" w:sz="4" w:val="single"/>
+            </w:tcBorders>
+          </w:tcPr>
+          <w:p>
+            <w:pPr>
+              <w:jc w:val="center"/>
+              <w:rPr>
+                <w:color w:val="1f3864"/>
+              </w:rPr>
+            </w:pPr>
+            <w:r>
+              <w:rPr>
+                <w:color w:val="1f3864"/>
+                <w:rtl w:val="0"/>
+              </w:rPr>
+              <w:t xml:space="preserve">10</w:t>
+            </w:r>
+          </w:p>
+        </w:tc>
+        <w:tc>
+          <w:tcPr>
+            <w:gridSpan w:val="6"/>
+            <w:tcBorders>
+              <w:left w:color="000000" w:space="0" w:sz="4" w:val="single"/>
+              <w:bottom w:color="000000" w:space="0" w:sz="4" w:val="single"/>
+              <w:right w:color="000000" w:space="0" w:sz="4" w:val="single"/>
+            </w:tcBorders>
+          </w:tcPr>
+          <w:p>
+            <w:pPr>
+              <w:spacing w:after="0" w:line="240" w:lineRule="auto"/>
+              <w:rPr/>
+            </w:pPr>
+            <w:r>
+              <w:rPr>
+                <w:rtl w:val="0"/>
+              </w:rPr>
+              <w:t xml:space="preserve">Verificar el registro exitoso de errores con información válida.</w:t>
+            </w:r>
+          </w:p>
+        </w:tc>
+      </w:tr>
+      <w:tr>
+        <w:trPr>
+          <w:cantSplit w:val="0"/>
+          <w:trHeight w:val="432" w:hRule="atLeast"/>
+          <w:tblHeader w:val="0"/>
+        </w:trPr>
+        <w:tc>
+          <w:tcPr>
+            <w:gridSpan w:val="3"/>
+            <w:tcBorders>
+              <w:left w:color="000000" w:space="0" w:sz="4" w:val="single"/>
+              <w:bottom w:color="000000" w:space="0" w:sz="4" w:val="single"/>
+              <w:right w:color="000000" w:space="0" w:sz="4" w:val="single"/>
+            </w:tcBorders>
+          </w:tcPr>
+          <w:p>
+            <w:pPr>
+              <w:jc w:val="center"/>
+              <w:rPr>
+                <w:color w:val="1f3864"/>
+              </w:rPr>
+            </w:pPr>
+            <w:r>
+              <w:rPr>
+                <w:color w:val="1f3864"/>
+                <w:rtl w:val="0"/>
+              </w:rPr>
+              <w:t xml:space="preserve">11</w:t>
+            </w:r>
+          </w:p>
+        </w:tc>
+        <w:tc>
+          <w:tcPr>
+            <w:gridSpan w:val="6"/>
+            <w:tcBorders>
+              <w:left w:color="000000" w:space="0" w:sz="4" w:val="single"/>
+              <w:bottom w:color="000000" w:space="0" w:sz="4" w:val="single"/>
+              <w:right w:color="000000" w:space="0" w:sz="4" w:val="single"/>
+            </w:tcBorders>
+          </w:tcPr>
+          <w:p>
+            <w:pPr>
+              <w:spacing w:after="0" w:line="240" w:lineRule="auto"/>
+              <w:rPr/>
+            </w:pPr>
+            <w:r>
+              <w:rPr>
+                <w:rtl w:val="0"/>
+              </w:rPr>
+              <w:t xml:space="preserve">Verificar el comportamiento del sistema ante formularios incompletos o información inválida.</w:t>
+            </w:r>
+          </w:p>
+        </w:tc>
+      </w:tr>
+      <w:tr>
+        <w:trPr>
+          <w:cantSplit w:val="0"/>
+          <w:trHeight w:val="432" w:hRule="atLeast"/>
+          <w:tblHeader w:val="0"/>
+        </w:trPr>
+        <w:tc>
+          <w:tcPr>
+            <w:gridSpan w:val="3"/>
+            <w:tcBorders>
+              <w:left w:color="000000" w:space="0" w:sz="4" w:val="single"/>
+              <w:bottom w:color="000000" w:space="0" w:sz="4" w:val="single"/>
+              <w:right w:color="000000" w:space="0" w:sz="4" w:val="single"/>
+            </w:tcBorders>
+          </w:tcPr>
+          <w:p>
+            <w:pPr>
+              <w:jc w:val="center"/>
+              <w:rPr>
+                <w:color w:val="1f3864"/>
+              </w:rPr>
+            </w:pPr>
+            <w:r>
+              <w:rPr>
+                <w:color w:val="1f3864"/>
+                <w:rtl w:val="0"/>
+              </w:rPr>
+              <w:t xml:space="preserve">12</w:t>
+            </w:r>
+          </w:p>
+        </w:tc>
+        <w:tc>
+          <w:tcPr>
+            <w:gridSpan w:val="6"/>
+            <w:tcBorders>
+              <w:left w:color="000000" w:space="0" w:sz="4" w:val="single"/>
+              <w:bottom w:color="000000" w:space="0" w:sz="4" w:val="single"/>
+              <w:right w:color="000000" w:space="0" w:sz="4" w:val="single"/>
+            </w:tcBorders>
+          </w:tcPr>
+          <w:p>
+            <w:pPr>
+              <w:spacing w:after="0" w:line="240" w:lineRule="auto"/>
+              <w:rPr/>
+            </w:pPr>
+            <w:r>
+              <w:rPr>
+                <w:rtl w:val="0"/>
+              </w:rPr>
+              <w:t xml:space="preserve">Ejecutar pruebas funcionales del flujo completo de registro de errores y validar su correcta persistencia.</w:t>
             </w:r>
           </w:p>
         </w:tc>
@@ -3628,6 +5854,153 @@
                 <w:shd w:fill="auto" w:val="clear"/>
                 <w:vertAlign w:val="baseline"/>
               </w:rPr>
+            </w:pPr>
+            <w:r>
+              <w:rPr>
+                <w:rtl w:val="0"/>
+              </w:rPr>
+            </w:r>
+          </w:p>
+        </w:tc>
+      </w:tr>
+      <w:tr>
+        <w:trPr>
+          <w:cantSplit w:val="0"/>
+          <w:tblHeader w:val="0"/>
+        </w:trPr>
+        <w:tc>
+          <w:tcPr>
+            <w:gridSpan w:val="2"/>
+            <w:tcBorders>
+              <w:top w:color="000000" w:space="0" w:sz="4" w:val="single"/>
+              <w:left w:color="000000" w:space="0" w:sz="4" w:val="single"/>
+              <w:bottom w:color="000000" w:space="0" w:sz="4" w:val="single"/>
+              <w:right w:color="000000" w:space="0" w:sz="4" w:val="single"/>
+            </w:tcBorders>
+          </w:tcPr>
+          <w:p>
+            <w:pPr>
+              <w:jc w:val="center"/>
+              <w:rPr/>
+            </w:pPr>
+            <w:r>
+              <w:rPr>
+                <w:rtl w:val="0"/>
+              </w:rPr>
+              <w:t xml:space="preserve">2.0</w:t>
+            </w:r>
+          </w:p>
+        </w:tc>
+        <w:tc>
+          <w:tcPr>
+            <w:gridSpan w:val="2"/>
+            <w:tcBorders>
+              <w:top w:color="000000" w:space="0" w:sz="4" w:val="single"/>
+              <w:left w:color="000000" w:space="0" w:sz="4" w:val="single"/>
+              <w:bottom w:color="000000" w:space="0" w:sz="4" w:val="single"/>
+              <w:right w:color="000000" w:space="0" w:sz="4" w:val="single"/>
+            </w:tcBorders>
+          </w:tcPr>
+          <w:p>
+            <w:pPr>
+              <w:jc w:val="center"/>
+              <w:rPr/>
+            </w:pPr>
+            <w:r>
+              <w:rPr>
+                <w:rtl w:val="0"/>
+              </w:rPr>
+              <w:t xml:space="preserve">04/07/2026</w:t>
+            </w:r>
+          </w:p>
+        </w:tc>
+        <w:tc>
+          <w:tcPr>
+            <w:gridSpan w:val="2"/>
+            <w:tcBorders>
+              <w:top w:color="000000" w:space="0" w:sz="4" w:val="single"/>
+              <w:left w:color="000000" w:space="0" w:sz="4" w:val="single"/>
+              <w:bottom w:color="000000" w:space="0" w:sz="4" w:val="single"/>
+              <w:right w:color="000000" w:space="0" w:sz="4" w:val="single"/>
+            </w:tcBorders>
+          </w:tcPr>
+          <w:p>
+            <w:pPr>
+              <w:jc w:val="center"/>
+              <w:rPr/>
+            </w:pPr>
+            <w:r>
+              <w:rPr>
+                <w:rtl w:val="0"/>
+              </w:rPr>
+              <w:t xml:space="preserve">Efrain Manotas</w:t>
+            </w:r>
+          </w:p>
+        </w:tc>
+        <w:tc>
+          <w:tcPr>
+            <w:tcBorders>
+              <w:top w:color="000000" w:space="0" w:sz="4" w:val="single"/>
+              <w:left w:color="000000" w:space="0" w:sz="4" w:val="single"/>
+              <w:bottom w:color="000000" w:space="0" w:sz="4" w:val="single"/>
+              <w:right w:color="000000" w:space="0" w:sz="4" w:val="single"/>
+            </w:tcBorders>
+          </w:tcPr>
+          <w:p>
+            <w:pPr>
+              <w:jc w:val="center"/>
+              <w:rPr/>
+            </w:pPr>
+            <w:r>
+              <w:rPr>
+                <w:rtl w:val="0"/>
+              </w:rPr>
+            </w:r>
+          </w:p>
+        </w:tc>
+        <w:tc>
+          <w:tcPr>
+            <w:tcBorders>
+              <w:top w:color="000000" w:space="0" w:sz="4" w:val="single"/>
+              <w:left w:color="000000" w:space="0" w:sz="4" w:val="single"/>
+              <w:bottom w:color="000000" w:space="0" w:sz="4" w:val="single"/>
+              <w:right w:color="000000" w:space="0" w:sz="4" w:val="single"/>
+            </w:tcBorders>
+          </w:tcPr>
+          <w:p>
+            <w:pPr>
+              <w:jc w:val="center"/>
+              <w:rPr>
+                <w:b w:val="1"/>
+                <w:bCs w:val="1"/>
+              </w:rPr>
+            </w:pPr>
+            <w:r>
+              <w:rPr>
+                <w:rtl w:val="0"/>
+              </w:rPr>
+              <w:t xml:space="preserve">Revisión e implementación de mejoras HU-12</w:t>
+            </w:r>
+            <w:r>
+              <w:rPr>
+                <w:rtl w:val="0"/>
+              </w:rPr>
+            </w:r>
+          </w:p>
+        </w:tc>
+        <w:tc>
+          <w:tcPr>
+            <w:tcBorders>
+              <w:top w:color="000000" w:space="0" w:sz="4" w:val="single"/>
+              <w:left w:color="000000" w:space="0" w:sz="4" w:val="single"/>
+              <w:bottom w:color="000000" w:space="0" w:sz="4" w:val="single"/>
+              <w:right w:color="000000" w:space="0" w:sz="4" w:val="single"/>
+            </w:tcBorders>
+          </w:tcPr>
+          <w:p>
+            <w:pPr>
+              <w:jc w:val="center"/>
+              <w:rPr/>
             </w:pPr>
             <w:r>
               <w:rPr>

--- a/docs/Historias de Usuario/HU-12 - IKernell Soluciones Software.docx
+++ b/docs/Historias de Usuario/HU-12 - IKernell Soluciones Software.docx
@@ -1380,6 +1380,76 @@
               <w:t xml:space="preserve">- El sistema debe confirmar el registro exitoso del error.</w:t>
             </w:r>
           </w:p>
+          <w:p>
+            <w:pPr>
+              <w:spacing w:after="0" w:line="240" w:lineRule="auto"/>
+              <w:jc w:val="both"/>
+              <w:rPr/>
+            </w:pPr>
+            <w:r>
+              <w:rPr>
+                <w:rtl w:val="0"/>
+              </w:rPr>
+              <w:t xml:space="preserve">- El sistema debe gestionar el ciclo de vida del registro de error mediante los estados Abierto, En progreso, Resuelto y Descartado.</w:t>
+            </w:r>
+          </w:p>
+          <w:p>
+            <w:pPr>
+              <w:spacing w:after="0" w:line="240" w:lineRule="auto"/>
+              <w:jc w:val="both"/>
+              <w:rPr/>
+            </w:pPr>
+            <w:r>
+              <w:rPr>
+                <w:rtl w:val="0"/>
+              </w:rPr>
+              <w:t xml:space="preserve">- El sistema debe registrar todo error nuevo en estado Abierto.</w:t>
+            </w:r>
+          </w:p>
+          <w:p>
+            <w:pPr>
+              <w:spacing w:after="0" w:line="240" w:lineRule="auto"/>
+              <w:jc w:val="both"/>
+              <w:rPr/>
+            </w:pPr>
+            <w:r>
+              <w:rPr>
+                <w:rtl w:val="0"/>
+              </w:rPr>
+              <w:t xml:space="preserve">- El sistema debe permitir actualizar el estado del error a cualquier usuario autenticado con acceso al proyecto.</w:t>
+            </w:r>
+          </w:p>
+          <w:p>
+            <w:pPr>
+              <w:spacing w:after="0" w:line="240" w:lineRule="auto"/>
+              <w:jc w:val="both"/>
+              <w:rPr/>
+            </w:pPr>
+            <w:r>
+              <w:rPr>
+                <w:rtl w:val="0"/>
+              </w:rPr>
+              <w:t xml:space="preserve">- El sistema debe notificar automáticamente al Líder de Proyecto vigente cuando se registre un error con severidad Alta o Crítica.</w:t>
+            </w:r>
+          </w:p>
+          <w:p>
+            <w:pPr>
+              <w:keepNext w:val="0"/>
+              <w:keepLines w:val="0"/>
+              <w:widowControl w:val="1"/>
+              <w:shd w:fill="auto" w:val="clear"/>
+              <w:spacing w:after="0" w:before="0" w:line="240" w:lineRule="auto"/>
+              <w:ind w:left="0" w:right="0" w:firstLine="0"/>
+              <w:jc w:val="both"/>
+              <w:rPr/>
+            </w:pPr>
+            <w:r>
+              <w:rPr>
+                <w:rtl w:val="0"/>
+              </w:rPr>
+              <w:t xml:space="preserve">- El sistema debe permitir seleccionar el nivel de criticidad del error (Baja, Media, Alta, Crítica) durante el registro.</w:t>
+            </w:r>
+          </w:p>
         </w:tc>
       </w:tr>
       <w:tr>
@@ -4189,6 +4259,1038 @@
       <w:tr>
         <w:trPr>
           <w:cantSplit w:val="0"/>
+          <w:trHeight w:val="670" w:hRule="atLeast"/>
+          <w:tblHeader w:val="0"/>
+        </w:trPr>
+        <w:tc>
+          <w:tcPr>
+            <w:gridSpan w:val="3"/>
+            <w:vMerge w:val="restart"/>
+            <w:tcBorders>
+              <w:top w:color="000000" w:space="0" w:sz="4" w:val="single"/>
+              <w:left w:color="000000" w:space="0" w:sz="4" w:val="single"/>
+              <w:bottom w:color="000000" w:space="0" w:sz="4" w:val="single"/>
+              <w:right w:color="000000" w:space="0" w:sz="4" w:val="single"/>
+            </w:tcBorders>
+            <w:vAlign w:val="center"/>
+          </w:tcPr>
+          <w:p>
+            <w:pPr>
+              <w:jc w:val="center"/>
+              <w:rPr>
+                <w:b w:val="1"/>
+                <w:bCs w:val="1"/>
+                <w:color w:val="1f3864"/>
+              </w:rPr>
+            </w:pPr>
+            <w:r>
+              <w:rPr>
+                <w:b w:val="1"/>
+                <w:bCs w:val="1"/>
+                <w:color w:val="1f3864"/>
+                <w:rtl w:val="0"/>
+              </w:rPr>
+              <w:t xml:space="preserve">Condición 08</w:t>
+            </w:r>
+          </w:p>
+          <w:p>
+            <w:pPr>
+              <w:jc w:val="center"/>
+              <w:rPr>
+                <w:b w:val="1"/>
+                <w:bCs w:val="1"/>
+                <w:color w:val="1f3864"/>
+              </w:rPr>
+            </w:pPr>
+            <w:r>
+              <w:rPr>
+                <w:rtl w:val="0"/>
+              </w:rPr>
+            </w:r>
+          </w:p>
+          <w:p>
+            <w:pPr>
+              <w:jc w:val="center"/>
+              <w:rPr>
+                <w:b w:val="1"/>
+                <w:bCs w:val="1"/>
+                <w:color w:val="1f3864"/>
+              </w:rPr>
+            </w:pPr>
+            <w:r>
+              <w:rPr>
+                <w:rtl w:val="0"/>
+              </w:rPr>
+            </w:r>
+          </w:p>
+        </w:tc>
+        <w:tc>
+          <w:tcPr>
+            <w:gridSpan w:val="2"/>
+            <w:tcBorders>
+              <w:top w:color="000000" w:space="0" w:sz="4" w:val="single"/>
+              <w:left w:color="000000" w:space="0" w:sz="4" w:val="single"/>
+              <w:bottom w:color="000000" w:space="0" w:sz="4" w:val="single"/>
+              <w:right w:color="000000" w:space="0" w:sz="4" w:val="single"/>
+            </w:tcBorders>
+            <w:vAlign w:val="center"/>
+          </w:tcPr>
+          <w:p>
+            <w:pPr>
+              <w:rPr/>
+            </w:pPr>
+            <w:r>
+              <w:rPr>
+                <w:b w:val="1"/>
+                <w:bCs w:val="1"/>
+                <w:color w:val="1f3864"/>
+                <w:rtl w:val="0"/>
+              </w:rPr>
+              <w:t xml:space="preserve">Dado:</w:t>
+            </w:r>
+            <w:r>
+              <w:rPr>
+                <w:rtl w:val="0"/>
+              </w:rPr>
+            </w:r>
+          </w:p>
+        </w:tc>
+        <w:tc>
+          <w:tcPr>
+            <w:gridSpan w:val="4"/>
+            <w:tcBorders>
+              <w:top w:color="000000" w:space="0" w:sz="4" w:val="single"/>
+              <w:left w:color="000000" w:space="0" w:sz="4" w:val="single"/>
+              <w:bottom w:color="000000" w:space="0" w:sz="4" w:val="single"/>
+              <w:right w:color="000000" w:space="0" w:sz="4" w:val="single"/>
+            </w:tcBorders>
+            <w:vAlign w:val="center"/>
+          </w:tcPr>
+          <w:p>
+            <w:pPr>
+              <w:spacing w:line="240" w:lineRule="auto"/>
+              <w:rPr/>
+            </w:pPr>
+            <w:r>
+              <w:rPr>
+                <w:rtl w:val="0"/>
+              </w:rPr>
+              <w:t xml:space="preserve">que se registra un nuevo error en el sistema</w:t>
+            </w:r>
+          </w:p>
+        </w:tc>
+      </w:tr>
+      <w:tr>
+        <w:trPr>
+          <w:cantSplit w:val="0"/>
+          <w:trHeight w:val="670" w:hRule="atLeast"/>
+          <w:tblHeader w:val="0"/>
+        </w:trPr>
+        <w:tc>
+          <w:tcPr>
+            <w:gridSpan w:val="3"/>
+            <w:vMerge w:val="continue"/>
+            <w:tcBorders>
+              <w:top w:color="000000" w:space="0" w:sz="4" w:val="single"/>
+              <w:left w:color="000000" w:space="0" w:sz="4" w:val="single"/>
+              <w:bottom w:color="000000" w:space="0" w:sz="4" w:val="single"/>
+              <w:right w:color="000000" w:space="0" w:sz="4" w:val="single"/>
+            </w:tcBorders>
+            <w:vAlign w:val="center"/>
+          </w:tcPr>
+          <w:p>
+            <w:pPr>
+              <w:keepNext w:val="0"/>
+              <w:keepLines w:val="0"/>
+              <w:pageBreakBefore w:val="0"/>
+              <w:widowControl w:val="0"/>
+              <w:pBdr>
+                <w:top w:space="0" w:sz="0" w:val="nil"/>
+                <w:left w:space="0" w:sz="0" w:val="nil"/>
+                <w:bottom w:space="0" w:sz="0" w:val="nil"/>
+                <w:right w:space="0" w:sz="0" w:val="nil"/>
+                <w:between w:space="0" w:sz="0" w:val="nil"/>
+              </w:pBdr>
+              <w:shd w:fill="auto" w:val="clear"/>
+              <w:spacing w:after="0" w:before="0" w:line="276" w:lineRule="auto"/>
+              <w:ind w:left="0" w:right="0" w:firstLine="0"/>
+              <w:jc w:val="left"/>
+              <w:rPr>
+                <w:i w:val="0"/>
+                <w:iCs w:val="0"/>
+                <w:smallCaps w:val="0"/>
+                <w:strike w:val="0"/>
+                <w:color w:val="000000"/>
+                <w:sz w:val="22"/>
+                <w:szCs w:val="22"/>
+                <w:u w:val="none"/>
+                <w:shd w:fill="auto" w:val="clear"/>
+                <w:vertAlign w:val="baseline"/>
+              </w:rPr>
+            </w:pPr>
+            <w:r>
+              <w:rPr>
+                <w:rtl w:val="0"/>
+              </w:rPr>
+            </w:r>
+          </w:p>
+        </w:tc>
+        <w:tc>
+          <w:tcPr>
+            <w:gridSpan w:val="2"/>
+            <w:tcBorders>
+              <w:top w:color="000000" w:space="0" w:sz="4" w:val="single"/>
+              <w:left w:color="000000" w:space="0" w:sz="4" w:val="single"/>
+              <w:bottom w:color="000000" w:space="0" w:sz="4" w:val="single"/>
+              <w:right w:color="000000" w:space="0" w:sz="4" w:val="single"/>
+            </w:tcBorders>
+            <w:vAlign w:val="center"/>
+          </w:tcPr>
+          <w:p>
+            <w:pPr>
+              <w:rPr>
+                <w:b w:val="1"/>
+                <w:bCs w:val="1"/>
+                <w:color w:val="1f3864"/>
+              </w:rPr>
+            </w:pPr>
+            <w:r>
+              <w:rPr>
+                <w:b w:val="1"/>
+                <w:bCs w:val="1"/>
+                <w:color w:val="1f3864"/>
+                <w:rtl w:val="0"/>
+              </w:rPr>
+              <w:t xml:space="preserve">Cuando:</w:t>
+            </w:r>
+          </w:p>
+        </w:tc>
+        <w:tc>
+          <w:tcPr>
+            <w:gridSpan w:val="4"/>
+            <w:tcBorders>
+              <w:top w:color="000000" w:space="0" w:sz="4" w:val="single"/>
+              <w:left w:color="000000" w:space="0" w:sz="4" w:val="single"/>
+              <w:bottom w:color="000000" w:space="0" w:sz="4" w:val="single"/>
+              <w:right w:color="000000" w:space="0" w:sz="4" w:val="single"/>
+            </w:tcBorders>
+            <w:vAlign w:val="center"/>
+          </w:tcPr>
+          <w:p>
+            <w:pPr>
+              <w:spacing w:line="240" w:lineRule="auto"/>
+              <w:rPr/>
+            </w:pPr>
+            <w:r>
+              <w:rPr>
+                <w:rtl w:val="0"/>
+              </w:rPr>
+              <w:t xml:space="preserve">se confirma el registro</w:t>
+            </w:r>
+          </w:p>
+        </w:tc>
+      </w:tr>
+      <w:tr>
+        <w:trPr>
+          <w:cantSplit w:val="0"/>
+          <w:trHeight w:val="670" w:hRule="atLeast"/>
+          <w:tblHeader w:val="0"/>
+        </w:trPr>
+        <w:tc>
+          <w:tcPr>
+            <w:gridSpan w:val="3"/>
+            <w:vMerge w:val="continue"/>
+            <w:tcBorders>
+              <w:top w:color="000000" w:space="0" w:sz="4" w:val="single"/>
+              <w:left w:color="000000" w:space="0" w:sz="4" w:val="single"/>
+              <w:bottom w:color="000000" w:space="0" w:sz="4" w:val="single"/>
+              <w:right w:color="000000" w:space="0" w:sz="4" w:val="single"/>
+            </w:tcBorders>
+            <w:vAlign w:val="center"/>
+          </w:tcPr>
+          <w:p>
+            <w:pPr>
+              <w:keepNext w:val="0"/>
+              <w:keepLines w:val="0"/>
+              <w:pageBreakBefore w:val="0"/>
+              <w:widowControl w:val="0"/>
+              <w:pBdr>
+                <w:top w:space="0" w:sz="0" w:val="nil"/>
+                <w:left w:space="0" w:sz="0" w:val="nil"/>
+                <w:bottom w:space="0" w:sz="0" w:val="nil"/>
+                <w:right w:space="0" w:sz="0" w:val="nil"/>
+                <w:between w:space="0" w:sz="0" w:val="nil"/>
+              </w:pBdr>
+              <w:shd w:fill="auto" w:val="clear"/>
+              <w:spacing w:after="0" w:before="0" w:line="276" w:lineRule="auto"/>
+              <w:ind w:left="0" w:right="0" w:firstLine="0"/>
+              <w:jc w:val="left"/>
+              <w:rPr>
+                <w:i w:val="0"/>
+                <w:iCs w:val="0"/>
+                <w:smallCaps w:val="0"/>
+                <w:strike w:val="0"/>
+                <w:color w:val="000000"/>
+                <w:sz w:val="22"/>
+                <w:szCs w:val="22"/>
+                <w:u w:val="none"/>
+                <w:shd w:fill="auto" w:val="clear"/>
+                <w:vertAlign w:val="baseline"/>
+              </w:rPr>
+            </w:pPr>
+            <w:r>
+              <w:rPr>
+                <w:rtl w:val="0"/>
+              </w:rPr>
+            </w:r>
+          </w:p>
+        </w:tc>
+        <w:tc>
+          <w:tcPr>
+            <w:gridSpan w:val="2"/>
+            <w:tcBorders>
+              <w:top w:color="000000" w:space="0" w:sz="4" w:val="single"/>
+              <w:left w:color="000000" w:space="0" w:sz="4" w:val="single"/>
+              <w:bottom w:color="000000" w:space="0" w:sz="4" w:val="single"/>
+              <w:right w:color="000000" w:space="0" w:sz="4" w:val="single"/>
+            </w:tcBorders>
+            <w:vAlign w:val="center"/>
+          </w:tcPr>
+          <w:p>
+            <w:pPr>
+              <w:rPr>
+                <w:b w:val="1"/>
+                <w:bCs w:val="1"/>
+                <w:color w:val="1f3864"/>
+              </w:rPr>
+            </w:pPr>
+            <w:r>
+              <w:rPr>
+                <w:b w:val="1"/>
+                <w:bCs w:val="1"/>
+                <w:color w:val="1f3864"/>
+                <w:rtl w:val="0"/>
+              </w:rPr>
+              <w:t xml:space="preserve">Entonces:</w:t>
+            </w:r>
+          </w:p>
+        </w:tc>
+        <w:tc>
+          <w:tcPr>
+            <w:gridSpan w:val="4"/>
+            <w:tcBorders>
+              <w:top w:color="000000" w:space="0" w:sz="4" w:val="single"/>
+              <w:left w:color="000000" w:space="0" w:sz="4" w:val="single"/>
+              <w:bottom w:color="000000" w:space="0" w:sz="4" w:val="single"/>
+              <w:right w:color="000000" w:space="0" w:sz="4" w:val="single"/>
+            </w:tcBorders>
+            <w:vAlign w:val="center"/>
+          </w:tcPr>
+          <w:p>
+            <w:pPr>
+              <w:spacing w:line="240" w:lineRule="auto"/>
+              <w:rPr/>
+            </w:pPr>
+            <w:r>
+              <w:rPr>
+                <w:rtl w:val="0"/>
+              </w:rPr>
+              <w:t xml:space="preserve">el error queda en estado Abierto de forma automática</w:t>
+            </w:r>
+          </w:p>
+        </w:tc>
+      </w:tr>
+      <w:tr>
+        <w:trPr>
+          <w:cantSplit w:val="0"/>
+          <w:trHeight w:val="670" w:hRule="atLeast"/>
+          <w:tblHeader w:val="0"/>
+        </w:trPr>
+        <w:tc>
+          <w:tcPr>
+            <w:gridSpan w:val="3"/>
+            <w:vMerge w:val="restart"/>
+            <w:tcBorders>
+              <w:top w:color="000000" w:space="0" w:sz="4" w:val="single"/>
+              <w:left w:color="000000" w:space="0" w:sz="4" w:val="single"/>
+              <w:bottom w:color="000000" w:space="0" w:sz="4" w:val="single"/>
+              <w:right w:color="000000" w:space="0" w:sz="4" w:val="single"/>
+            </w:tcBorders>
+            <w:vAlign w:val="center"/>
+          </w:tcPr>
+          <w:p>
+            <w:pPr>
+              <w:jc w:val="center"/>
+              <w:rPr>
+                <w:b w:val="1"/>
+                <w:bCs w:val="1"/>
+                <w:color w:val="1f3864"/>
+              </w:rPr>
+            </w:pPr>
+            <w:r>
+              <w:rPr>
+                <w:b w:val="1"/>
+                <w:bCs w:val="1"/>
+                <w:color w:val="1f3864"/>
+                <w:rtl w:val="0"/>
+              </w:rPr>
+              <w:t xml:space="preserve">Condición 09</w:t>
+            </w:r>
+          </w:p>
+          <w:p>
+            <w:pPr>
+              <w:jc w:val="center"/>
+              <w:rPr>
+                <w:b w:val="1"/>
+                <w:bCs w:val="1"/>
+                <w:color w:val="1f3864"/>
+              </w:rPr>
+            </w:pPr>
+            <w:r>
+              <w:rPr>
+                <w:rtl w:val="0"/>
+              </w:rPr>
+            </w:r>
+          </w:p>
+          <w:p>
+            <w:pPr>
+              <w:jc w:val="center"/>
+              <w:rPr>
+                <w:b w:val="1"/>
+                <w:bCs w:val="1"/>
+                <w:color w:val="1f3864"/>
+              </w:rPr>
+            </w:pPr>
+            <w:r>
+              <w:rPr>
+                <w:rtl w:val="0"/>
+              </w:rPr>
+            </w:r>
+          </w:p>
+        </w:tc>
+        <w:tc>
+          <w:tcPr>
+            <w:gridSpan w:val="2"/>
+            <w:tcBorders>
+              <w:top w:color="000000" w:space="0" w:sz="4" w:val="single"/>
+              <w:left w:color="000000" w:space="0" w:sz="4" w:val="single"/>
+              <w:bottom w:color="000000" w:space="0" w:sz="4" w:val="single"/>
+              <w:right w:color="000000" w:space="0" w:sz="4" w:val="single"/>
+            </w:tcBorders>
+            <w:vAlign w:val="center"/>
+          </w:tcPr>
+          <w:p>
+            <w:pPr>
+              <w:rPr/>
+            </w:pPr>
+            <w:r>
+              <w:rPr>
+                <w:b w:val="1"/>
+                <w:bCs w:val="1"/>
+                <w:color w:val="1f3864"/>
+                <w:rtl w:val="0"/>
+              </w:rPr>
+              <w:t xml:space="preserve">Dado:</w:t>
+            </w:r>
+            <w:r>
+              <w:rPr>
+                <w:rtl w:val="0"/>
+              </w:rPr>
+            </w:r>
+          </w:p>
+        </w:tc>
+        <w:tc>
+          <w:tcPr>
+            <w:gridSpan w:val="4"/>
+            <w:tcBorders>
+              <w:top w:color="000000" w:space="0" w:sz="4" w:val="single"/>
+              <w:left w:color="000000" w:space="0" w:sz="4" w:val="single"/>
+              <w:bottom w:color="000000" w:space="0" w:sz="4" w:val="single"/>
+              <w:right w:color="000000" w:space="0" w:sz="4" w:val="single"/>
+            </w:tcBorders>
+            <w:vAlign w:val="center"/>
+          </w:tcPr>
+          <w:p>
+            <w:pPr>
+              <w:spacing w:line="240" w:lineRule="auto"/>
+              <w:rPr/>
+            </w:pPr>
+            <w:r>
+              <w:rPr>
+                <w:rtl w:val="0"/>
+              </w:rPr>
+              <w:t xml:space="preserve">que un usuario con acceso al proyecto cambia el estado de un error</w:t>
+            </w:r>
+          </w:p>
+        </w:tc>
+      </w:tr>
+      <w:tr>
+        <w:trPr>
+          <w:cantSplit w:val="0"/>
+          <w:trHeight w:val="670" w:hRule="atLeast"/>
+          <w:tblHeader w:val="0"/>
+        </w:trPr>
+        <w:tc>
+          <w:tcPr>
+            <w:gridSpan w:val="3"/>
+            <w:vMerge w:val="continue"/>
+            <w:tcBorders>
+              <w:top w:color="000000" w:space="0" w:sz="4" w:val="single"/>
+              <w:left w:color="000000" w:space="0" w:sz="4" w:val="single"/>
+              <w:bottom w:color="000000" w:space="0" w:sz="4" w:val="single"/>
+              <w:right w:color="000000" w:space="0" w:sz="4" w:val="single"/>
+            </w:tcBorders>
+            <w:vAlign w:val="center"/>
+          </w:tcPr>
+          <w:p>
+            <w:pPr>
+              <w:keepNext w:val="0"/>
+              <w:keepLines w:val="0"/>
+              <w:pageBreakBefore w:val="0"/>
+              <w:widowControl w:val="0"/>
+              <w:pBdr>
+                <w:top w:space="0" w:sz="0" w:val="nil"/>
+                <w:left w:space="0" w:sz="0" w:val="nil"/>
+                <w:bottom w:space="0" w:sz="0" w:val="nil"/>
+                <w:right w:space="0" w:sz="0" w:val="nil"/>
+                <w:between w:space="0" w:sz="0" w:val="nil"/>
+              </w:pBdr>
+              <w:shd w:fill="auto" w:val="clear"/>
+              <w:spacing w:after="0" w:before="0" w:line="276" w:lineRule="auto"/>
+              <w:ind w:left="0" w:right="0" w:firstLine="0"/>
+              <w:jc w:val="left"/>
+              <w:rPr>
+                <w:i w:val="0"/>
+                <w:iCs w:val="0"/>
+                <w:smallCaps w:val="0"/>
+                <w:strike w:val="0"/>
+                <w:color w:val="000000"/>
+                <w:sz w:val="22"/>
+                <w:szCs w:val="22"/>
+                <w:u w:val="none"/>
+                <w:shd w:fill="auto" w:val="clear"/>
+                <w:vertAlign w:val="baseline"/>
+              </w:rPr>
+            </w:pPr>
+            <w:r>
+              <w:rPr>
+                <w:rtl w:val="0"/>
+              </w:rPr>
+            </w:r>
+          </w:p>
+        </w:tc>
+        <w:tc>
+          <w:tcPr>
+            <w:gridSpan w:val="2"/>
+            <w:tcBorders>
+              <w:top w:color="000000" w:space="0" w:sz="4" w:val="single"/>
+              <w:left w:color="000000" w:space="0" w:sz="4" w:val="single"/>
+              <w:bottom w:color="000000" w:space="0" w:sz="4" w:val="single"/>
+              <w:right w:color="000000" w:space="0" w:sz="4" w:val="single"/>
+            </w:tcBorders>
+            <w:vAlign w:val="center"/>
+          </w:tcPr>
+          <w:p>
+            <w:pPr>
+              <w:rPr>
+                <w:b w:val="1"/>
+                <w:bCs w:val="1"/>
+                <w:color w:val="1f3864"/>
+              </w:rPr>
+            </w:pPr>
+            <w:r>
+              <w:rPr>
+                <w:b w:val="1"/>
+                <w:bCs w:val="1"/>
+                <w:color w:val="1f3864"/>
+                <w:rtl w:val="0"/>
+              </w:rPr>
+              <w:t xml:space="preserve">Cuando:</w:t>
+            </w:r>
+          </w:p>
+        </w:tc>
+        <w:tc>
+          <w:tcPr>
+            <w:gridSpan w:val="4"/>
+            <w:tcBorders>
+              <w:top w:color="000000" w:space="0" w:sz="4" w:val="single"/>
+              <w:left w:color="000000" w:space="0" w:sz="4" w:val="single"/>
+              <w:bottom w:color="000000" w:space="0" w:sz="4" w:val="single"/>
+              <w:right w:color="000000" w:space="0" w:sz="4" w:val="single"/>
+            </w:tcBorders>
+            <w:vAlign w:val="center"/>
+          </w:tcPr>
+          <w:p>
+            <w:pPr>
+              <w:spacing w:line="240" w:lineRule="auto"/>
+              <w:rPr/>
+            </w:pPr>
+            <w:r>
+              <w:rPr>
+                <w:rtl w:val="0"/>
+              </w:rPr>
+              <w:t xml:space="preserve">selecciona uno de los estados válidos (Abierto, En progreso, Resuelto, Descartado)</w:t>
+            </w:r>
+          </w:p>
+        </w:tc>
+      </w:tr>
+      <w:tr>
+        <w:trPr>
+          <w:cantSplit w:val="0"/>
+          <w:trHeight w:val="670" w:hRule="atLeast"/>
+          <w:tblHeader w:val="0"/>
+        </w:trPr>
+        <w:tc>
+          <w:tcPr>
+            <w:gridSpan w:val="3"/>
+            <w:vMerge w:val="continue"/>
+            <w:tcBorders>
+              <w:top w:color="000000" w:space="0" w:sz="4" w:val="single"/>
+              <w:left w:color="000000" w:space="0" w:sz="4" w:val="single"/>
+              <w:bottom w:color="000000" w:space="0" w:sz="4" w:val="single"/>
+              <w:right w:color="000000" w:space="0" w:sz="4" w:val="single"/>
+            </w:tcBorders>
+            <w:vAlign w:val="center"/>
+          </w:tcPr>
+          <w:p>
+            <w:pPr>
+              <w:keepNext w:val="0"/>
+              <w:keepLines w:val="0"/>
+              <w:pageBreakBefore w:val="0"/>
+              <w:widowControl w:val="0"/>
+              <w:pBdr>
+                <w:top w:space="0" w:sz="0" w:val="nil"/>
+                <w:left w:space="0" w:sz="0" w:val="nil"/>
+                <w:bottom w:space="0" w:sz="0" w:val="nil"/>
+                <w:right w:space="0" w:sz="0" w:val="nil"/>
+                <w:between w:space="0" w:sz="0" w:val="nil"/>
+              </w:pBdr>
+              <w:shd w:fill="auto" w:val="clear"/>
+              <w:spacing w:after="0" w:before="0" w:line="276" w:lineRule="auto"/>
+              <w:ind w:left="0" w:right="0" w:firstLine="0"/>
+              <w:jc w:val="left"/>
+              <w:rPr>
+                <w:i w:val="0"/>
+                <w:iCs w:val="0"/>
+                <w:smallCaps w:val="0"/>
+                <w:strike w:val="0"/>
+                <w:color w:val="000000"/>
+                <w:sz w:val="22"/>
+                <w:szCs w:val="22"/>
+                <w:u w:val="none"/>
+                <w:shd w:fill="auto" w:val="clear"/>
+                <w:vertAlign w:val="baseline"/>
+              </w:rPr>
+            </w:pPr>
+            <w:r>
+              <w:rPr>
+                <w:rtl w:val="0"/>
+              </w:rPr>
+            </w:r>
+          </w:p>
+        </w:tc>
+        <w:tc>
+          <w:tcPr>
+            <w:gridSpan w:val="2"/>
+            <w:tcBorders>
+              <w:top w:color="000000" w:space="0" w:sz="4" w:val="single"/>
+              <w:left w:color="000000" w:space="0" w:sz="4" w:val="single"/>
+              <w:bottom w:color="000000" w:space="0" w:sz="4" w:val="single"/>
+              <w:right w:color="000000" w:space="0" w:sz="4" w:val="single"/>
+            </w:tcBorders>
+            <w:vAlign w:val="center"/>
+          </w:tcPr>
+          <w:p>
+            <w:pPr>
+              <w:rPr>
+                <w:b w:val="1"/>
+                <w:bCs w:val="1"/>
+                <w:color w:val="1f3864"/>
+              </w:rPr>
+            </w:pPr>
+            <w:r>
+              <w:rPr>
+                <w:b w:val="1"/>
+                <w:bCs w:val="1"/>
+                <w:color w:val="1f3864"/>
+                <w:rtl w:val="0"/>
+              </w:rPr>
+              <w:t xml:space="preserve">Entonces:</w:t>
+            </w:r>
+          </w:p>
+        </w:tc>
+        <w:tc>
+          <w:tcPr>
+            <w:gridSpan w:val="4"/>
+            <w:tcBorders>
+              <w:top w:color="000000" w:space="0" w:sz="4" w:val="single"/>
+              <w:left w:color="000000" w:space="0" w:sz="4" w:val="single"/>
+              <w:bottom w:color="000000" w:space="0" w:sz="4" w:val="single"/>
+              <w:right w:color="000000" w:space="0" w:sz="4" w:val="single"/>
+            </w:tcBorders>
+            <w:vAlign w:val="center"/>
+          </w:tcPr>
+          <w:p>
+            <w:pPr>
+              <w:spacing w:line="240" w:lineRule="auto"/>
+              <w:rPr/>
+            </w:pPr>
+            <w:r>
+              <w:rPr>
+                <w:rtl w:val="0"/>
+              </w:rPr>
+              <w:t xml:space="preserve">el sistema actualiza el estado y lo refleja en el historial de la actividad</w:t>
+            </w:r>
+          </w:p>
+        </w:tc>
+      </w:tr>
+      <w:tr>
+        <w:trPr>
+          <w:cantSplit w:val="0"/>
+          <w:trHeight w:val="670" w:hRule="atLeast"/>
+          <w:tblHeader w:val="0"/>
+        </w:trPr>
+        <w:tc>
+          <w:tcPr>
+            <w:gridSpan w:val="3"/>
+            <w:vMerge w:val="restart"/>
+            <w:tcBorders>
+              <w:top w:color="000000" w:space="0" w:sz="4" w:val="single"/>
+              <w:left w:color="000000" w:space="0" w:sz="4" w:val="single"/>
+              <w:bottom w:color="000000" w:space="0" w:sz="4" w:val="single"/>
+              <w:right w:color="000000" w:space="0" w:sz="4" w:val="single"/>
+            </w:tcBorders>
+            <w:vAlign w:val="center"/>
+          </w:tcPr>
+          <w:p>
+            <w:pPr>
+              <w:jc w:val="center"/>
+              <w:rPr>
+                <w:b w:val="1"/>
+                <w:bCs w:val="1"/>
+                <w:color w:val="1f3864"/>
+              </w:rPr>
+            </w:pPr>
+            <w:r>
+              <w:rPr>
+                <w:b w:val="1"/>
+                <w:bCs w:val="1"/>
+                <w:color w:val="1f3864"/>
+                <w:rtl w:val="0"/>
+              </w:rPr>
+              <w:t xml:space="preserve">Condición 10</w:t>
+            </w:r>
+          </w:p>
+          <w:p>
+            <w:pPr>
+              <w:jc w:val="center"/>
+              <w:rPr>
+                <w:b w:val="1"/>
+                <w:bCs w:val="1"/>
+                <w:color w:val="1f3864"/>
+              </w:rPr>
+            </w:pPr>
+            <w:r>
+              <w:rPr>
+                <w:rtl w:val="0"/>
+              </w:rPr>
+            </w:r>
+          </w:p>
+          <w:p>
+            <w:pPr>
+              <w:jc w:val="center"/>
+              <w:rPr>
+                <w:b w:val="1"/>
+                <w:bCs w:val="1"/>
+                <w:color w:val="1f3864"/>
+              </w:rPr>
+            </w:pPr>
+            <w:r>
+              <w:rPr>
+                <w:rtl w:val="0"/>
+              </w:rPr>
+            </w:r>
+          </w:p>
+        </w:tc>
+        <w:tc>
+          <w:tcPr>
+            <w:gridSpan w:val="2"/>
+            <w:tcBorders>
+              <w:top w:color="000000" w:space="0" w:sz="4" w:val="single"/>
+              <w:left w:color="000000" w:space="0" w:sz="4" w:val="single"/>
+              <w:bottom w:color="000000" w:space="0" w:sz="4" w:val="single"/>
+              <w:right w:color="000000" w:space="0" w:sz="4" w:val="single"/>
+            </w:tcBorders>
+            <w:vAlign w:val="center"/>
+          </w:tcPr>
+          <w:p>
+            <w:pPr>
+              <w:rPr/>
+            </w:pPr>
+            <w:r>
+              <w:rPr>
+                <w:b w:val="1"/>
+                <w:bCs w:val="1"/>
+                <w:color w:val="1f3864"/>
+                <w:rtl w:val="0"/>
+              </w:rPr>
+              <w:t xml:space="preserve">Dado:</w:t>
+            </w:r>
+            <w:r>
+              <w:rPr>
+                <w:rtl w:val="0"/>
+              </w:rPr>
+            </w:r>
+          </w:p>
+        </w:tc>
+        <w:tc>
+          <w:tcPr>
+            <w:gridSpan w:val="4"/>
+            <w:tcBorders>
+              <w:top w:color="000000" w:space="0" w:sz="4" w:val="single"/>
+              <w:left w:color="000000" w:space="0" w:sz="4" w:val="single"/>
+              <w:bottom w:color="000000" w:space="0" w:sz="4" w:val="single"/>
+              <w:right w:color="000000" w:space="0" w:sz="4" w:val="single"/>
+            </w:tcBorders>
+            <w:vAlign w:val="center"/>
+          </w:tcPr>
+          <w:p>
+            <w:pPr>
+              <w:spacing w:line="240" w:lineRule="auto"/>
+              <w:rPr/>
+            </w:pPr>
+            <w:r>
+              <w:rPr>
+                <w:rtl w:val="0"/>
+              </w:rPr>
+              <w:t xml:space="preserve">que se registra un error con severidad Alta o Crítica</w:t>
+            </w:r>
+          </w:p>
+        </w:tc>
+      </w:tr>
+      <w:tr>
+        <w:trPr>
+          <w:cantSplit w:val="0"/>
+          <w:trHeight w:val="670" w:hRule="atLeast"/>
+          <w:tblHeader w:val="0"/>
+        </w:trPr>
+        <w:tc>
+          <w:tcPr>
+            <w:gridSpan w:val="3"/>
+            <w:vMerge w:val="continue"/>
+            <w:tcBorders>
+              <w:top w:color="000000" w:space="0" w:sz="4" w:val="single"/>
+              <w:left w:color="000000" w:space="0" w:sz="4" w:val="single"/>
+              <w:bottom w:color="000000" w:space="0" w:sz="4" w:val="single"/>
+              <w:right w:color="000000" w:space="0" w:sz="4" w:val="single"/>
+            </w:tcBorders>
+            <w:vAlign w:val="center"/>
+          </w:tcPr>
+          <w:p>
+            <w:pPr>
+              <w:keepNext w:val="0"/>
+              <w:keepLines w:val="0"/>
+              <w:pageBreakBefore w:val="0"/>
+              <w:widowControl w:val="0"/>
+              <w:pBdr>
+                <w:top w:space="0" w:sz="0" w:val="nil"/>
+                <w:left w:space="0" w:sz="0" w:val="nil"/>
+                <w:bottom w:space="0" w:sz="0" w:val="nil"/>
+                <w:right w:space="0" w:sz="0" w:val="nil"/>
+                <w:between w:space="0" w:sz="0" w:val="nil"/>
+              </w:pBdr>
+              <w:shd w:fill="auto" w:val="clear"/>
+              <w:spacing w:after="0" w:before="0" w:line="276" w:lineRule="auto"/>
+              <w:ind w:left="0" w:right="0" w:firstLine="0"/>
+              <w:jc w:val="left"/>
+              <w:rPr>
+                <w:i w:val="0"/>
+                <w:iCs w:val="0"/>
+                <w:smallCaps w:val="0"/>
+                <w:strike w:val="0"/>
+                <w:color w:val="000000"/>
+                <w:sz w:val="22"/>
+                <w:szCs w:val="22"/>
+                <w:u w:val="none"/>
+                <w:shd w:fill="auto" w:val="clear"/>
+                <w:vertAlign w:val="baseline"/>
+              </w:rPr>
+            </w:pPr>
+            <w:r>
+              <w:rPr>
+                <w:rtl w:val="0"/>
+              </w:rPr>
+            </w:r>
+          </w:p>
+        </w:tc>
+        <w:tc>
+          <w:tcPr>
+            <w:gridSpan w:val="2"/>
+            <w:tcBorders>
+              <w:top w:color="000000" w:space="0" w:sz="4" w:val="single"/>
+              <w:left w:color="000000" w:space="0" w:sz="4" w:val="single"/>
+              <w:bottom w:color="000000" w:space="0" w:sz="4" w:val="single"/>
+              <w:right w:color="000000" w:space="0" w:sz="4" w:val="single"/>
+            </w:tcBorders>
+            <w:vAlign w:val="center"/>
+          </w:tcPr>
+          <w:p>
+            <w:pPr>
+              <w:rPr>
+                <w:b w:val="1"/>
+                <w:bCs w:val="1"/>
+                <w:color w:val="1f3864"/>
+              </w:rPr>
+            </w:pPr>
+            <w:r>
+              <w:rPr>
+                <w:b w:val="1"/>
+                <w:bCs w:val="1"/>
+                <w:color w:val="1f3864"/>
+                <w:rtl w:val="0"/>
+              </w:rPr>
+              <w:t xml:space="preserve">Cuando:</w:t>
+            </w:r>
+          </w:p>
+        </w:tc>
+        <w:tc>
+          <w:tcPr>
+            <w:gridSpan w:val="4"/>
+            <w:tcBorders>
+              <w:top w:color="000000" w:space="0" w:sz="4" w:val="single"/>
+              <w:left w:color="000000" w:space="0" w:sz="4" w:val="single"/>
+              <w:bottom w:color="000000" w:space="0" w:sz="4" w:val="single"/>
+              <w:right w:color="000000" w:space="0" w:sz="4" w:val="single"/>
+            </w:tcBorders>
+            <w:vAlign w:val="center"/>
+          </w:tcPr>
+          <w:p>
+            <w:pPr>
+              <w:spacing w:line="240" w:lineRule="auto"/>
+              <w:rPr/>
+            </w:pPr>
+            <w:r>
+              <w:rPr>
+                <w:rtl w:val="0"/>
+              </w:rPr>
+              <w:t xml:space="preserve">el sistema confirma el registro</w:t>
+            </w:r>
+          </w:p>
+        </w:tc>
+      </w:tr>
+      <w:tr>
+        <w:trPr>
+          <w:cantSplit w:val="0"/>
+          <w:trHeight w:val="670" w:hRule="atLeast"/>
+          <w:tblHeader w:val="0"/>
+        </w:trPr>
+        <w:tc>
+          <w:tcPr>
+            <w:gridSpan w:val="3"/>
+            <w:vMerge w:val="continue"/>
+            <w:tcBorders>
+              <w:top w:color="000000" w:space="0" w:sz="4" w:val="single"/>
+              <w:left w:color="000000" w:space="0" w:sz="4" w:val="single"/>
+              <w:bottom w:color="000000" w:space="0" w:sz="4" w:val="single"/>
+              <w:right w:color="000000" w:space="0" w:sz="4" w:val="single"/>
+            </w:tcBorders>
+            <w:vAlign w:val="center"/>
+          </w:tcPr>
+          <w:p>
+            <w:pPr>
+              <w:keepNext w:val="0"/>
+              <w:keepLines w:val="0"/>
+              <w:pageBreakBefore w:val="0"/>
+              <w:widowControl w:val="0"/>
+              <w:pBdr>
+                <w:top w:space="0" w:sz="0" w:val="nil"/>
+                <w:left w:space="0" w:sz="0" w:val="nil"/>
+                <w:bottom w:space="0" w:sz="0" w:val="nil"/>
+                <w:right w:space="0" w:sz="0" w:val="nil"/>
+                <w:between w:space="0" w:sz="0" w:val="nil"/>
+              </w:pBdr>
+              <w:shd w:fill="auto" w:val="clear"/>
+              <w:spacing w:after="0" w:before="0" w:line="276" w:lineRule="auto"/>
+              <w:ind w:left="0" w:right="0" w:firstLine="0"/>
+              <w:jc w:val="left"/>
+              <w:rPr>
+                <w:i w:val="0"/>
+                <w:iCs w:val="0"/>
+                <w:smallCaps w:val="0"/>
+                <w:strike w:val="0"/>
+                <w:color w:val="000000"/>
+                <w:sz w:val="22"/>
+                <w:szCs w:val="22"/>
+                <w:u w:val="none"/>
+                <w:shd w:fill="auto" w:val="clear"/>
+                <w:vertAlign w:val="baseline"/>
+              </w:rPr>
+            </w:pPr>
+            <w:r>
+              <w:rPr>
+                <w:rtl w:val="0"/>
+              </w:rPr>
+            </w:r>
+          </w:p>
+        </w:tc>
+        <w:tc>
+          <w:tcPr>
+            <w:gridSpan w:val="2"/>
+            <w:tcBorders>
+              <w:top w:color="000000" w:space="0" w:sz="4" w:val="single"/>
+              <w:left w:color="000000" w:space="0" w:sz="4" w:val="single"/>
+              <w:bottom w:color="000000" w:space="0" w:sz="4" w:val="single"/>
+              <w:right w:color="000000" w:space="0" w:sz="4" w:val="single"/>
+            </w:tcBorders>
+            <w:vAlign w:val="center"/>
+          </w:tcPr>
+          <w:p>
+            <w:pPr>
+              <w:rPr>
+                <w:b w:val="1"/>
+                <w:bCs w:val="1"/>
+                <w:color w:val="1f3864"/>
+              </w:rPr>
+            </w:pPr>
+            <w:r>
+              <w:rPr>
+                <w:b w:val="1"/>
+                <w:bCs w:val="1"/>
+                <w:color w:val="1f3864"/>
+                <w:rtl w:val="0"/>
+              </w:rPr>
+              <w:t xml:space="preserve">Entonces:</w:t>
+            </w:r>
+          </w:p>
+        </w:tc>
+        <w:tc>
+          <w:tcPr>
+            <w:gridSpan w:val="4"/>
+            <w:tcBorders>
+              <w:top w:color="000000" w:space="0" w:sz="4" w:val="single"/>
+              <w:left w:color="000000" w:space="0" w:sz="4" w:val="single"/>
+              <w:bottom w:color="000000" w:space="0" w:sz="4" w:val="single"/>
+              <w:right w:color="000000" w:space="0" w:sz="4" w:val="single"/>
+            </w:tcBorders>
+            <w:vAlign w:val="center"/>
+          </w:tcPr>
+          <w:p>
+            <w:pPr>
+              <w:spacing w:line="240" w:lineRule="auto"/>
+              <w:rPr/>
+            </w:pPr>
+            <w:r>
+              <w:rPr>
+                <w:rtl w:val="0"/>
+              </w:rPr>
+              <w:t xml:space="preserve">notifica automáticamente al Líder de Proyecto vigente del proyecto correspondiente</w:t>
+            </w:r>
+          </w:p>
+        </w:tc>
+      </w:tr>
+      <w:tr>
+        <w:trPr>
+          <w:cantSplit w:val="0"/>
           <w:tblHeader w:val="0"/>
         </w:trPr>
         <w:tc>
@@ -5170,6 +6272,330 @@
                 <w:rtl w:val="0"/>
               </w:rPr>
               <w:t xml:space="preserve">Ejecutar pruebas funcionales del flujo completo de registro de errores y validar su correcta persistencia.</w:t>
+            </w:r>
+          </w:p>
+        </w:tc>
+      </w:tr>
+      <w:tr>
+        <w:trPr>
+          <w:cantSplit w:val="0"/>
+          <w:trHeight w:val="432" w:hRule="atLeast"/>
+          <w:tblHeader w:val="0"/>
+        </w:trPr>
+        <w:tc>
+          <w:tcPr>
+            <w:gridSpan w:val="3"/>
+            <w:tcBorders>
+              <w:left w:color="000000" w:space="0" w:sz="4" w:val="single"/>
+              <w:bottom w:color="000000" w:space="0" w:sz="4" w:val="single"/>
+              <w:right w:color="000000" w:space="0" w:sz="4" w:val="single"/>
+            </w:tcBorders>
+          </w:tcPr>
+          <w:p>
+            <w:pPr>
+              <w:jc w:val="center"/>
+              <w:rPr>
+                <w:color w:val="1f3864"/>
+              </w:rPr>
+            </w:pPr>
+            <w:r>
+              <w:rPr>
+                <w:color w:val="1f3864"/>
+                <w:rtl w:val="0"/>
+              </w:rPr>
+              <w:t xml:space="preserve">13</w:t>
+            </w:r>
+          </w:p>
+        </w:tc>
+        <w:tc>
+          <w:tcPr>
+            <w:gridSpan w:val="6"/>
+            <w:tcBorders>
+              <w:left w:color="000000" w:space="0" w:sz="4" w:val="single"/>
+              <w:bottom w:color="000000" w:space="0" w:sz="4" w:val="single"/>
+              <w:right w:color="000000" w:space="0" w:sz="4" w:val="single"/>
+            </w:tcBorders>
+          </w:tcPr>
+          <w:p>
+            <w:pPr>
+              <w:spacing w:after="0" w:line="240" w:lineRule="auto"/>
+              <w:rPr/>
+            </w:pPr>
+            <w:r>
+              <w:rPr>
+                <w:rtl w:val="0"/>
+              </w:rPr>
+              <w:t xml:space="preserve">Definir el ciclo de estados del registro de error (Abierto, En progreso, Resuelto, Descartado) y las reglas de transición entre ellos.</w:t>
+            </w:r>
+          </w:p>
+        </w:tc>
+      </w:tr>
+      <w:tr>
+        <w:trPr>
+          <w:cantSplit w:val="0"/>
+          <w:trHeight w:val="432" w:hRule="atLeast"/>
+          <w:tblHeader w:val="0"/>
+        </w:trPr>
+        <w:tc>
+          <w:tcPr>
+            <w:gridSpan w:val="3"/>
+            <w:tcBorders>
+              <w:left w:color="000000" w:space="0" w:sz="4" w:val="single"/>
+              <w:bottom w:color="000000" w:space="0" w:sz="4" w:val="single"/>
+              <w:right w:color="000000" w:space="0" w:sz="4" w:val="single"/>
+            </w:tcBorders>
+          </w:tcPr>
+          <w:p>
+            <w:pPr>
+              <w:jc w:val="center"/>
+              <w:rPr>
+                <w:color w:val="1f3864"/>
+              </w:rPr>
+            </w:pPr>
+            <w:r>
+              <w:rPr>
+                <w:color w:val="1f3864"/>
+                <w:rtl w:val="0"/>
+              </w:rPr>
+              <w:t xml:space="preserve">14</w:t>
+            </w:r>
+          </w:p>
+        </w:tc>
+        <w:tc>
+          <w:tcPr>
+            <w:gridSpan w:val="6"/>
+            <w:tcBorders>
+              <w:left w:color="000000" w:space="0" w:sz="4" w:val="single"/>
+              <w:bottom w:color="000000" w:space="0" w:sz="4" w:val="single"/>
+              <w:right w:color="000000" w:space="0" w:sz="4" w:val="single"/>
+            </w:tcBorders>
+          </w:tcPr>
+          <w:p>
+            <w:pPr>
+              <w:spacing w:after="0" w:line="240" w:lineRule="auto"/>
+              <w:rPr/>
+            </w:pPr>
+            <w:r>
+              <w:rPr>
+                <w:rtl w:val="0"/>
+              </w:rPr>
+              <w:t xml:space="preserve">Implementar el servicio de cambio de estado del registro de error.</w:t>
+            </w:r>
+          </w:p>
+        </w:tc>
+      </w:tr>
+      <w:tr>
+        <w:trPr>
+          <w:cantSplit w:val="0"/>
+          <w:trHeight w:val="432" w:hRule="atLeast"/>
+          <w:tblHeader w:val="0"/>
+        </w:trPr>
+        <w:tc>
+          <w:tcPr>
+            <w:gridSpan w:val="3"/>
+            <w:tcBorders>
+              <w:left w:color="000000" w:space="0" w:sz="4" w:val="single"/>
+              <w:bottom w:color="000000" w:space="0" w:sz="4" w:val="single"/>
+              <w:right w:color="000000" w:space="0" w:sz="4" w:val="single"/>
+            </w:tcBorders>
+          </w:tcPr>
+          <w:p>
+            <w:pPr>
+              <w:jc w:val="center"/>
+              <w:rPr>
+                <w:color w:val="1f3864"/>
+              </w:rPr>
+            </w:pPr>
+            <w:r>
+              <w:rPr>
+                <w:color w:val="1f3864"/>
+                <w:rtl w:val="0"/>
+              </w:rPr>
+              <w:t xml:space="preserve">15</w:t>
+            </w:r>
+          </w:p>
+        </w:tc>
+        <w:tc>
+          <w:tcPr>
+            <w:gridSpan w:val="6"/>
+            <w:tcBorders>
+              <w:left w:color="000000" w:space="0" w:sz="4" w:val="single"/>
+              <w:bottom w:color="000000" w:space="0" w:sz="4" w:val="single"/>
+              <w:right w:color="000000" w:space="0" w:sz="4" w:val="single"/>
+            </w:tcBorders>
+          </w:tcPr>
+          <w:p>
+            <w:pPr>
+              <w:spacing w:after="0" w:line="240" w:lineRule="auto"/>
+              <w:rPr/>
+            </w:pPr>
+            <w:r>
+              <w:rPr>
+                <w:rtl w:val="0"/>
+              </w:rPr>
+              <w:t xml:space="preserve">Implementar la selección del nivel de criticidad (Baja, Media, Alta, Crítica) durante el registro del error.</w:t>
+            </w:r>
+          </w:p>
+        </w:tc>
+      </w:tr>
+      <w:tr>
+        <w:trPr>
+          <w:cantSplit w:val="0"/>
+          <w:trHeight w:val="432" w:hRule="atLeast"/>
+          <w:tblHeader w:val="0"/>
+        </w:trPr>
+        <w:tc>
+          <w:tcPr>
+            <w:gridSpan w:val="3"/>
+            <w:tcBorders>
+              <w:left w:color="000000" w:space="0" w:sz="4" w:val="single"/>
+              <w:bottom w:color="000000" w:space="0" w:sz="4" w:val="single"/>
+              <w:right w:color="000000" w:space="0" w:sz="4" w:val="single"/>
+            </w:tcBorders>
+          </w:tcPr>
+          <w:p>
+            <w:pPr>
+              <w:jc w:val="center"/>
+              <w:rPr>
+                <w:color w:val="1f3864"/>
+              </w:rPr>
+            </w:pPr>
+            <w:r>
+              <w:rPr>
+                <w:color w:val="1f3864"/>
+                <w:rtl w:val="0"/>
+              </w:rPr>
+              <w:t xml:space="preserve">16</w:t>
+            </w:r>
+          </w:p>
+        </w:tc>
+        <w:tc>
+          <w:tcPr>
+            <w:gridSpan w:val="6"/>
+            <w:tcBorders>
+              <w:left w:color="000000" w:space="0" w:sz="4" w:val="single"/>
+              <w:bottom w:color="000000" w:space="0" w:sz="4" w:val="single"/>
+              <w:right w:color="000000" w:space="0" w:sz="4" w:val="single"/>
+            </w:tcBorders>
+          </w:tcPr>
+          <w:p>
+            <w:pPr>
+              <w:spacing w:after="0" w:line="240" w:lineRule="auto"/>
+              <w:rPr/>
+            </w:pPr>
+            <w:r>
+              <w:rPr>
+                <w:rtl w:val="0"/>
+              </w:rPr>
+              <w:t xml:space="preserve">Implementar la notificación automática al Líder de Proyecto vigente cuando el error registrado tenga severidad Alta o Crítica.</w:t>
+            </w:r>
+          </w:p>
+        </w:tc>
+      </w:tr>
+      <w:tr>
+        <w:trPr>
+          <w:cantSplit w:val="0"/>
+          <w:trHeight w:val="432" w:hRule="atLeast"/>
+          <w:tblHeader w:val="0"/>
+        </w:trPr>
+        <w:tc>
+          <w:tcPr>
+            <w:gridSpan w:val="3"/>
+            <w:tcBorders>
+              <w:left w:color="000000" w:space="0" w:sz="4" w:val="single"/>
+              <w:bottom w:color="000000" w:space="0" w:sz="4" w:val="single"/>
+              <w:right w:color="000000" w:space="0" w:sz="4" w:val="single"/>
+            </w:tcBorders>
+          </w:tcPr>
+          <w:p>
+            <w:pPr>
+              <w:jc w:val="center"/>
+              <w:rPr>
+                <w:color w:val="1f3864"/>
+              </w:rPr>
+            </w:pPr>
+            <w:r>
+              <w:rPr>
+                <w:color w:val="1f3864"/>
+                <w:rtl w:val="0"/>
+              </w:rPr>
+              <w:t xml:space="preserve">17</w:t>
+            </w:r>
+          </w:p>
+        </w:tc>
+        <w:tc>
+          <w:tcPr>
+            <w:gridSpan w:val="6"/>
+            <w:tcBorders>
+              <w:left w:color="000000" w:space="0" w:sz="4" w:val="single"/>
+              <w:bottom w:color="000000" w:space="0" w:sz="4" w:val="single"/>
+              <w:right w:color="000000" w:space="0" w:sz="4" w:val="single"/>
+            </w:tcBorders>
+          </w:tcPr>
+          <w:p>
+            <w:pPr>
+              <w:spacing w:after="0" w:line="240" w:lineRule="auto"/>
+              <w:rPr/>
+            </w:pPr>
+            <w:r>
+              <w:rPr>
+                <w:rtl w:val="0"/>
+              </w:rPr>
+              <w:t xml:space="preserve">Implementar la visualización del estado y la criticidad del error en el historial de la actividad.</w:t>
+            </w:r>
+          </w:p>
+        </w:tc>
+      </w:tr>
+      <w:tr>
+        <w:trPr>
+          <w:cantSplit w:val="0"/>
+          <w:trHeight w:val="432" w:hRule="atLeast"/>
+          <w:tblHeader w:val="0"/>
+        </w:trPr>
+        <w:tc>
+          <w:tcPr>
+            <w:gridSpan w:val="3"/>
+            <w:tcBorders>
+              <w:left w:color="000000" w:space="0" w:sz="4" w:val="single"/>
+              <w:bottom w:color="000000" w:space="0" w:sz="4" w:val="single"/>
+              <w:right w:color="000000" w:space="0" w:sz="4" w:val="single"/>
+            </w:tcBorders>
+          </w:tcPr>
+          <w:p>
+            <w:pPr>
+              <w:jc w:val="center"/>
+              <w:rPr>
+                <w:color w:val="1f3864"/>
+              </w:rPr>
+            </w:pPr>
+            <w:r>
+              <w:rPr>
+                <w:color w:val="1f3864"/>
+                <w:rtl w:val="0"/>
+              </w:rPr>
+              <w:t xml:space="preserve">18</w:t>
+            </w:r>
+          </w:p>
+        </w:tc>
+        <w:tc>
+          <w:tcPr>
+            <w:gridSpan w:val="6"/>
+            <w:tcBorders>
+              <w:left w:color="000000" w:space="0" w:sz="4" w:val="single"/>
+              <w:bottom w:color="000000" w:space="0" w:sz="4" w:val="single"/>
+              <w:right w:color="000000" w:space="0" w:sz="4" w:val="single"/>
+            </w:tcBorders>
+          </w:tcPr>
+          <w:p>
+            <w:pPr>
+              <w:spacing w:after="0" w:line="240" w:lineRule="auto"/>
+              <w:rPr/>
+            </w:pPr>
+            <w:r>
+              <w:rPr>
+                <w:rtl w:val="0"/>
+              </w:rPr>
+              <w:t xml:space="preserve">Verificar las transiciones de estado del registro de error y la notificación asociada a severidad Alta/Crítica.</w:t>
             </w:r>
           </w:p>
         </w:tc>
@@ -5980,6 +7406,153 @@
                 <w:rtl w:val="0"/>
               </w:rPr>
               <w:t xml:space="preserve">Revisión e implementación de mejoras HU-12</w:t>
+            </w:r>
+            <w:r>
+              <w:rPr>
+                <w:rtl w:val="0"/>
+              </w:rPr>
+            </w:r>
+          </w:p>
+        </w:tc>
+        <w:tc>
+          <w:tcPr>
+            <w:tcBorders>
+              <w:top w:color="000000" w:space="0" w:sz="4" w:val="single"/>
+              <w:left w:color="000000" w:space="0" w:sz="4" w:val="single"/>
+              <w:bottom w:color="000000" w:space="0" w:sz="4" w:val="single"/>
+              <w:right w:color="000000" w:space="0" w:sz="4" w:val="single"/>
+            </w:tcBorders>
+          </w:tcPr>
+          <w:p>
+            <w:pPr>
+              <w:jc w:val="center"/>
+              <w:rPr/>
+            </w:pPr>
+            <w:r>
+              <w:rPr>
+                <w:rtl w:val="0"/>
+              </w:rPr>
+            </w:r>
+          </w:p>
+        </w:tc>
+      </w:tr>
+      <w:tr>
+        <w:trPr>
+          <w:cantSplit w:val="0"/>
+          <w:tblHeader w:val="0"/>
+        </w:trPr>
+        <w:tc>
+          <w:tcPr>
+            <w:gridSpan w:val="2"/>
+            <w:tcBorders>
+              <w:top w:color="000000" w:space="0" w:sz="4" w:val="single"/>
+              <w:left w:color="000000" w:space="0" w:sz="4" w:val="single"/>
+              <w:bottom w:color="000000" w:space="0" w:sz="4" w:val="single"/>
+              <w:right w:color="000000" w:space="0" w:sz="4" w:val="single"/>
+            </w:tcBorders>
+          </w:tcPr>
+          <w:p>
+            <w:pPr>
+              <w:jc w:val="center"/>
+              <w:rPr/>
+            </w:pPr>
+            <w:r>
+              <w:rPr>
+                <w:rtl w:val="0"/>
+              </w:rPr>
+              <w:t xml:space="preserve">3.0</w:t>
+            </w:r>
+          </w:p>
+        </w:tc>
+        <w:tc>
+          <w:tcPr>
+            <w:gridSpan w:val="2"/>
+            <w:tcBorders>
+              <w:top w:color="000000" w:space="0" w:sz="4" w:val="single"/>
+              <w:left w:color="000000" w:space="0" w:sz="4" w:val="single"/>
+              <w:bottom w:color="000000" w:space="0" w:sz="4" w:val="single"/>
+              <w:right w:color="000000" w:space="0" w:sz="4" w:val="single"/>
+            </w:tcBorders>
+          </w:tcPr>
+          <w:p>
+            <w:pPr>
+              <w:jc w:val="center"/>
+              <w:rPr/>
+            </w:pPr>
+            <w:r>
+              <w:rPr>
+                <w:rtl w:val="0"/>
+              </w:rPr>
+              <w:t xml:space="preserve">10/07/2026</w:t>
+            </w:r>
+          </w:p>
+        </w:tc>
+        <w:tc>
+          <w:tcPr>
+            <w:gridSpan w:val="2"/>
+            <w:tcBorders>
+              <w:top w:color="000000" w:space="0" w:sz="4" w:val="single"/>
+              <w:left w:color="000000" w:space="0" w:sz="4" w:val="single"/>
+              <w:bottom w:color="000000" w:space="0" w:sz="4" w:val="single"/>
+              <w:right w:color="000000" w:space="0" w:sz="4" w:val="single"/>
+            </w:tcBorders>
+          </w:tcPr>
+          <w:p>
+            <w:pPr>
+              <w:jc w:val="center"/>
+              <w:rPr/>
+            </w:pPr>
+            <w:r>
+              <w:rPr>
+                <w:rtl w:val="0"/>
+              </w:rPr>
+              <w:t xml:space="preserve">Efrain Manotas</w:t>
+            </w:r>
+          </w:p>
+        </w:tc>
+        <w:tc>
+          <w:tcPr>
+            <w:tcBorders>
+              <w:top w:color="000000" w:space="0" w:sz="4" w:val="single"/>
+              <w:left w:color="000000" w:space="0" w:sz="4" w:val="single"/>
+              <w:bottom w:color="000000" w:space="0" w:sz="4" w:val="single"/>
+              <w:right w:color="000000" w:space="0" w:sz="4" w:val="single"/>
+            </w:tcBorders>
+          </w:tcPr>
+          <w:p>
+            <w:pPr>
+              <w:jc w:val="center"/>
+              <w:rPr/>
+            </w:pPr>
+            <w:r>
+              <w:rPr>
+                <w:rtl w:val="0"/>
+              </w:rPr>
+            </w:r>
+          </w:p>
+        </w:tc>
+        <w:tc>
+          <w:tcPr>
+            <w:tcBorders>
+              <w:top w:color="000000" w:space="0" w:sz="4" w:val="single"/>
+              <w:left w:color="000000" w:space="0" w:sz="4" w:val="single"/>
+              <w:bottom w:color="000000" w:space="0" w:sz="4" w:val="single"/>
+              <w:right w:color="000000" w:space="0" w:sz="4" w:val="single"/>
+            </w:tcBorders>
+          </w:tcPr>
+          <w:p>
+            <w:pPr>
+              <w:jc w:val="center"/>
+              <w:rPr>
+                <w:b w:val="1"/>
+                <w:bCs w:val="1"/>
+              </w:rPr>
+            </w:pPr>
+            <w:r>
+              <w:rPr>
+                <w:rtl w:val="0"/>
+              </w:rPr>
+              <w:t xml:space="preserve">2da revisión e implementación de mejoras HU-12</w:t>
             </w:r>
             <w:r>
               <w:rPr>
